--- a/2026 files/BMRS/INFUSION BMR/009 DH -BMR DARROWS HALF 500lm 2026.docx
+++ b/2026 files/BMRS/INFUSION BMR/009 DH -BMR DARROWS HALF 500lm 2026.docx
@@ -1,6 +1,6 @@
 
 <file path=word/document.xml><?xml version="1.0" encoding="utf-8"?>
-<w:document xmlns:wpc="http://schemas.microsoft.com/office/word/2010/wordprocessingCanvas" xmlns:cx="http://schemas.microsoft.com/office/drawing/2014/chartex" xmlns:cx1="http://schemas.microsoft.com/office/drawing/2015/9/8/chartex" xmlns:cx2="http://schemas.microsoft.com/office/drawing/2015/10/21/chartex" xmlns:cx3="http://schemas.microsoft.com/office/drawing/2016/5/9/chartex" xmlns:cx4="http://schemas.microsoft.com/office/drawing/2016/5/10/chartex" xmlns:cx5="http://schemas.microsoft.com/office/drawing/2016/5/11/chartex" xmlns:cx6="http://schemas.microsoft.com/office/drawing/2016/5/12/chartex" xmlns:cx7="http://schemas.microsoft.com/office/drawing/2016/5/13/chartex" xmlns:cx8="http://schemas.microsoft.com/office/drawing/2016/5/14/chartex" xmlns:mc="http://schemas.openxmlformats.org/markup-compatibility/2006" xmlns:aink="http://schemas.microsoft.com/office/drawing/2016/ink" xmlns:am3d="http://schemas.microsoft.com/office/drawing/2017/model3d" xmlns:o="urn:schemas-microsoft-com:office:office" xmlns:oel="http://schemas.microsoft.com/office/2019/extlst" xmlns:r="http://schemas.openxmlformats.org/officeDocument/2006/relationships" xmlns:m="http://schemas.openxmlformats.org/officeDocument/2006/math" xmlns:v="urn:schemas-microsoft-com:vml" xmlns:wp14="http://schemas.microsoft.com/office/word/2010/wordprocessingDrawing" xmlns:wp="http://schemas.openxmlformats.org/drawingml/2006/wordprocessingDrawing" xmlns:w10="urn:schemas-microsoft-com:office:word" xmlns:w="http://schemas.openxmlformats.org/wordprocessingml/2006/main" xmlns:w14="http://schemas.microsoft.com/office/word/2010/wordml" xmlns:w15="http://schemas.microsoft.com/office/word/2012/wordml" xmlns:w16cex="http://schemas.microsoft.com/office/word/2018/wordml/cex" xmlns:w16cid="http://schemas.microsoft.com/office/word/2016/wordml/cid" xmlns:w16="http://schemas.microsoft.com/office/word/2018/wordml" xmlns:w16du="http://schemas.microsoft.com/office/word/2023/wordml/word16du" xmlns:w16sdtdh="http://schemas.microsoft.com/office/word/2020/wordml/sdtdatahash" xmlns:w16sdtfl="http://schemas.microsoft.com/office/word/2024/wordml/sdtformatlock" xmlns:w16se="http://schemas.microsoft.com/office/word/2015/wordml/symex" xmlns:wpg="http://schemas.microsoft.com/office/word/2010/wordprocessingGroup" xmlns:wpi="http://schemas.microsoft.com/office/word/2010/wordprocessingInk" xmlns:wne="http://schemas.microsoft.com/office/word/2006/wordml" xmlns:wps="http://schemas.microsoft.com/office/word/2010/wordprocessingShape" mc:Ignorable="w14 w15 w16se w16cid w16 w16cex w16sdtdh w16sdtfl w16du wp14">
+<w:document xmlns:wpc="http://schemas.microsoft.com/office/word/2010/wordprocessingCanvas" xmlns:cx="http://schemas.microsoft.com/office/drawing/2014/chartex" xmlns:cx1="http://schemas.microsoft.com/office/drawing/2015/9/8/chartex" xmlns:cx2="http://schemas.microsoft.com/office/drawing/2015/10/21/chartex" xmlns:cx3="http://schemas.microsoft.com/office/drawing/2016/5/9/chartex" xmlns:cx4="http://schemas.microsoft.com/office/drawing/2016/5/10/chartex" xmlns:cx5="http://schemas.microsoft.com/office/drawing/2016/5/11/chartex" xmlns:cx6="http://schemas.microsoft.com/office/drawing/2016/5/12/chartex" xmlns:cx7="http://schemas.microsoft.com/office/drawing/2016/5/13/chartex" xmlns:cx8="http://schemas.microsoft.com/office/drawing/2016/5/14/chartex" xmlns:mc="http://schemas.openxmlformats.org/markup-compatibility/2006" xmlns:aink="http://schemas.microsoft.com/office/drawing/2016/ink" xmlns:am3d="http://schemas.microsoft.com/office/drawing/2017/model3d" xmlns:o="urn:schemas-microsoft-com:office:office" xmlns:oel="http://schemas.microsoft.com/office/2019/extlst" xmlns:r="http://schemas.openxmlformats.org/officeDocument/2006/relationships" xmlns:m="http://schemas.openxmlformats.org/officeDocument/2006/math" xmlns:v="urn:schemas-microsoft-com:vml" xmlns:wp14="http://schemas.microsoft.com/office/word/2010/wordprocessingDrawing" xmlns:wp="http://schemas.openxmlformats.org/drawingml/2006/wordprocessingDrawing" xmlns:w10="urn:schemas-microsoft-com:office:word" xmlns:w="http://schemas.openxmlformats.org/wordprocessingml/2006/main" xmlns:w14="http://schemas.microsoft.com/office/word/2010/wordml" xmlns:w15="http://schemas.microsoft.com/office/word/2012/wordml" xmlns:w16cex="http://schemas.microsoft.com/office/word/2018/wordml/cex" xmlns:w16cid="http://schemas.microsoft.com/office/word/2016/wordml/cid" xmlns:w16="http://schemas.microsoft.com/office/word/2018/wordml" xmlns:w16sdtdh="http://schemas.microsoft.com/office/word/2020/wordml/sdtdatahash" xmlns:w16se="http://schemas.microsoft.com/office/word/2015/wordml/symex" xmlns:wpg="http://schemas.microsoft.com/office/word/2010/wordprocessingGroup" xmlns:wpi="http://schemas.microsoft.com/office/word/2010/wordprocessingInk" xmlns:wne="http://schemas.microsoft.com/office/word/2006/wordml" xmlns:wps="http://schemas.microsoft.com/office/word/2010/wordprocessingShape" mc:Ignorable="w14 w15 w16se w16cid w16 w16cex w16sdtdh wp14">
   <w:body>
     <w:p>
       <w:pPr>
@@ -133,48 +133,23 @@
                 <w:rFonts w:cstheme="minorHAnsi"/>
                 <w:bCs/>
               </w:rPr>
-              <w:t xml:space="preserve">Sodium Lactate </w:t>
-            </w:r>
-            <w:proofErr w:type="spellStart"/>
-            <w:r>
+              <w:t>Sodium Lactate B.P                  2.44gm</w:t>
+            </w:r>
+          </w:p>
+          <w:p>
+            <w:pPr>
               <w:rPr>
                 <w:rFonts w:cstheme="minorHAnsi"/>
                 <w:bCs/>
               </w:rPr>
-              <w:t>B.P</w:t>
-            </w:r>
-            <w:proofErr w:type="spellEnd"/>
+            </w:pPr>
             <w:r>
               <w:rPr>
                 <w:rFonts w:cstheme="minorHAnsi"/>
                 <w:bCs/>
               </w:rPr>
-              <w:t xml:space="preserve">                  2.44gm</w:t>
-            </w:r>
-          </w:p>
-          <w:p>
-            <w:pPr>
-              <w:rPr>
-                <w:rFonts w:cstheme="minorHAnsi"/>
-                <w:bCs/>
-              </w:rPr>
-            </w:pPr>
-            <w:r>
-              <w:rPr>
-                <w:rFonts w:cstheme="minorHAnsi"/>
-                <w:bCs/>
-              </w:rPr>
-              <w:t xml:space="preserve">Sodium Chloride  </w:t>
-            </w:r>
-            <w:proofErr w:type="spellStart"/>
-            <w:r>
-              <w:rPr>
-                <w:rFonts w:cstheme="minorHAnsi"/>
-                <w:bCs/>
-              </w:rPr>
-              <w:t>B.P</w:t>
-            </w:r>
-            <w:proofErr w:type="spellEnd"/>
+              <w:t>Sodium Chloride  B.P</w:t>
+            </w:r>
             <w:r>
               <w:rPr>
                 <w:rFonts w:cstheme="minorHAnsi"/>
@@ -224,21 +199,7 @@
               <w:rPr>
                 <w:rFonts w:cstheme="minorHAnsi"/>
               </w:rPr>
-              <w:t xml:space="preserve">.            </w:t>
-            </w:r>
-            <w:proofErr w:type="spellStart"/>
-            <w:r>
-              <w:rPr>
-                <w:rFonts w:cstheme="minorHAnsi"/>
-              </w:rPr>
-              <w:t>q.s</w:t>
-            </w:r>
-            <w:proofErr w:type="spellEnd"/>
-            <w:r>
-              <w:rPr>
-                <w:rFonts w:cstheme="minorHAnsi"/>
-              </w:rPr>
-              <w:t>.</w:t>
+              <w:t>.            q.s.</w:t>
             </w:r>
             <w:r>
               <w:rPr>
@@ -331,21 +292,12 @@
                 <w:bCs/>
               </w:rPr>
             </w:pPr>
-            <w:proofErr w:type="spellStart"/>
             <w:r>
               <w:rPr>
                 <w:rFonts w:asciiTheme="minorHAnsi" w:hAnsiTheme="minorHAnsi" w:cstheme="minorHAnsi"/>
                 <w:bCs/>
               </w:rPr>
-              <w:t>BML</w:t>
-            </w:r>
-            <w:proofErr w:type="spellEnd"/>
-            <w:r>
-              <w:rPr>
-                <w:rFonts w:asciiTheme="minorHAnsi" w:hAnsiTheme="minorHAnsi" w:cstheme="minorHAnsi"/>
-                <w:bCs/>
-              </w:rPr>
-              <w:t>/QA/MFR/0</w:t>
+              <w:t>BML/QA/MFR/0</w:t>
             </w:r>
             <w:r>
               <w:rPr>
@@ -374,23 +326,13 @@
                 <w:bCs/>
               </w:rPr>
             </w:pPr>
-            <w:proofErr w:type="spellStart"/>
             <w:r>
               <w:rPr>
                 <w:rFonts w:cstheme="minorHAnsi"/>
                 <w:b/>
                 <w:bCs/>
               </w:rPr>
-              <w:t>BMR</w:t>
-            </w:r>
-            <w:proofErr w:type="spellEnd"/>
-            <w:r>
-              <w:rPr>
-                <w:rFonts w:cstheme="minorHAnsi"/>
-                <w:b/>
-                <w:bCs/>
-              </w:rPr>
-              <w:t xml:space="preserve"> CODE</w:t>
+              <w:t>BMR CODE</w:t>
             </w:r>
             <w:r>
               <w:rPr>
@@ -425,41 +367,13 @@
                 <w:bCs/>
               </w:rPr>
             </w:pPr>
-            <w:proofErr w:type="spellStart"/>
             <w:r>
               <w:rPr>
                 <w:rFonts w:cstheme="minorHAnsi"/>
                 <w:b/>
                 <w:bCs/>
               </w:rPr>
-              <w:t>BML</w:t>
-            </w:r>
-            <w:proofErr w:type="spellEnd"/>
-            <w:r>
-              <w:rPr>
-                <w:rFonts w:cstheme="minorHAnsi"/>
-                <w:b/>
-                <w:bCs/>
-              </w:rPr>
-              <w:t>/</w:t>
-            </w:r>
-            <w:proofErr w:type="spellStart"/>
-            <w:r>
-              <w:rPr>
-                <w:rFonts w:cstheme="minorHAnsi"/>
-                <w:b/>
-                <w:bCs/>
-              </w:rPr>
-              <w:t>BMR</w:t>
-            </w:r>
-            <w:proofErr w:type="spellEnd"/>
-            <w:r>
-              <w:rPr>
-                <w:rFonts w:cstheme="minorHAnsi"/>
-                <w:b/>
-                <w:bCs/>
-              </w:rPr>
-              <w:t>/QA/0</w:t>
+              <w:t>BML/BMR/QA/0</w:t>
             </w:r>
             <w:r>
               <w:rPr>
@@ -764,23 +678,13 @@
             </w:rPr>
             <w:t xml:space="preserve">Batch to be manufactured according to the Product Master Formula Number: </w:t>
           </w:r>
-          <w:proofErr w:type="spellStart"/>
           <w:r>
             <w:rPr>
               <w:rFonts w:cstheme="minorHAnsi"/>
               <w:bCs/>
               <w:sz w:val="24"/>
             </w:rPr>
-            <w:t>BML</w:t>
-          </w:r>
-          <w:proofErr w:type="spellEnd"/>
-          <w:r>
-            <w:rPr>
-              <w:rFonts w:cstheme="minorHAnsi"/>
-              <w:bCs/>
-              <w:sz w:val="24"/>
-            </w:rPr>
-            <w:t>/QA/MFR/0</w:t>
+            <w:t>BML/QA/MFR/0</w:t>
           </w:r>
           <w:r>
             <w:rPr>
@@ -3698,16 +3602,8 @@
                   <w:rPr>
                     <w:rFonts w:cstheme="minorHAnsi"/>
                   </w:rPr>
-                  <w:t xml:space="preserve">Sodium Lactate </w:t>
+                  <w:t>Sodium Lactate B.P</w:t>
                 </w:r>
-                <w:proofErr w:type="spellStart"/>
-                <w:r>
-                  <w:rPr>
-                    <w:rFonts w:cstheme="minorHAnsi"/>
-                  </w:rPr>
-                  <w:t>B.P</w:t>
-                </w:r>
-                <w:proofErr w:type="spellEnd"/>
               </w:p>
             </w:tc>
             <w:tc>
@@ -3811,16 +3707,8 @@
                   <w:rPr>
                     <w:rFonts w:cstheme="minorHAnsi"/>
                   </w:rPr>
-                  <w:t xml:space="preserve">Sodium Chloride </w:t>
+                  <w:t>Sodium Chloride B.P</w:t>
                 </w:r>
-                <w:proofErr w:type="spellStart"/>
-                <w:r>
-                  <w:rPr>
-                    <w:rFonts w:cstheme="minorHAnsi"/>
-                  </w:rPr>
-                  <w:t>B.P</w:t>
-                </w:r>
-                <w:proofErr w:type="spellEnd"/>
               </w:p>
             </w:tc>
             <w:tc>
@@ -3924,16 +3812,8 @@
                   <w:rPr>
                     <w:rFonts w:cstheme="minorHAnsi"/>
                   </w:rPr>
-                  <w:t xml:space="preserve">Potassium Chloride </w:t>
+                  <w:t>Potassium Chloride B.P</w:t>
                 </w:r>
-                <w:proofErr w:type="spellStart"/>
-                <w:r>
-                  <w:rPr>
-                    <w:rFonts w:cstheme="minorHAnsi"/>
-                  </w:rPr>
-                  <w:t>B.P</w:t>
-                </w:r>
-                <w:proofErr w:type="spellEnd"/>
               </w:p>
             </w:tc>
             <w:tc>
@@ -4077,21 +3957,12 @@
                   </w:rPr>
                   <w:t>Requested By Production Pharm</w:t>
                 </w:r>
-                <w:proofErr w:type="spellStart"/>
                 <w:r>
                   <w:rPr>
                     <w:color w:val="000000" w:themeColor="text1"/>
                     <w:lang w:val="en-GB"/>
                   </w:rPr>
-                  <w:t>acist</w:t>
-                </w:r>
-                <w:proofErr w:type="spellEnd"/>
-                <w:r>
-                  <w:rPr>
-                    <w:color w:val="000000" w:themeColor="text1"/>
-                    <w:lang w:val="en-GB"/>
-                  </w:rPr>
-                  <w:t xml:space="preserve"> </w:t>
+                  <w:t xml:space="preserve">acist </w:t>
                 </w:r>
               </w:p>
             </w:tc>
@@ -4134,17 +4005,8 @@
                     <w:rFonts w:cstheme="minorHAnsi"/>
                     <w:color w:val="000000" w:themeColor="text1"/>
                   </w:rPr>
-                  <w:t xml:space="preserve">Checked By </w:t>
+                  <w:t>Checked By IPQA</w:t>
                 </w:r>
-                <w:proofErr w:type="spellStart"/>
-                <w:r>
-                  <w:rPr>
-                    <w:rFonts w:cstheme="minorHAnsi"/>
-                    <w:color w:val="000000" w:themeColor="text1"/>
-                  </w:rPr>
-                  <w:t>IPQA</w:t>
-                </w:r>
-                <w:proofErr w:type="spellEnd"/>
               </w:p>
             </w:tc>
           </w:tr>
@@ -5307,21 +5169,12 @@
               </w:rPr>
               <w:t>Requested By Production Pharm</w:t>
             </w:r>
-            <w:proofErr w:type="spellStart"/>
             <w:r>
               <w:rPr>
                 <w:color w:val="000000" w:themeColor="text1"/>
                 <w:lang w:val="en-GB"/>
               </w:rPr>
-              <w:t>acist</w:t>
-            </w:r>
-            <w:proofErr w:type="spellEnd"/>
-            <w:r>
-              <w:rPr>
-                <w:color w:val="000000" w:themeColor="text1"/>
-                <w:lang w:val="en-GB"/>
-              </w:rPr>
-              <w:t xml:space="preserve"> </w:t>
+              <w:t xml:space="preserve">acist </w:t>
             </w:r>
           </w:p>
         </w:tc>
@@ -5364,17 +5217,8 @@
                 <w:rFonts w:cstheme="minorHAnsi"/>
                 <w:color w:val="000000" w:themeColor="text1"/>
               </w:rPr>
-              <w:t xml:space="preserve">Checked By </w:t>
-            </w:r>
-            <w:proofErr w:type="spellStart"/>
-            <w:r>
-              <w:rPr>
-                <w:rFonts w:cstheme="minorHAnsi"/>
-                <w:color w:val="000000" w:themeColor="text1"/>
-              </w:rPr>
-              <w:t>IPQA</w:t>
-            </w:r>
-            <w:proofErr w:type="spellEnd"/>
+              <w:t>Checked By IPQA</w:t>
+            </w:r>
           </w:p>
         </w:tc>
       </w:tr>
@@ -6191,25 +6035,7 @@
                 <w:sz w:val="21"/>
                 <w:szCs w:val="21"/>
               </w:rPr>
-              <w:t>BL/</w:t>
-            </w:r>
-            <w:proofErr w:type="spellStart"/>
-            <w:r>
-              <w:rPr>
-                <w:rFonts w:cstheme="minorHAnsi"/>
-                <w:sz w:val="21"/>
-                <w:szCs w:val="21"/>
-              </w:rPr>
-              <w:t>DSB</w:t>
-            </w:r>
-            <w:proofErr w:type="spellEnd"/>
-            <w:r>
-              <w:rPr>
-                <w:rFonts w:cstheme="minorHAnsi"/>
-                <w:sz w:val="21"/>
-                <w:szCs w:val="21"/>
-              </w:rPr>
-              <w:t>/PE/001</w:t>
+              <w:t>BL/DSB/PE/001</w:t>
             </w:r>
           </w:p>
         </w:tc>
@@ -6381,25 +6207,7 @@
                 <w:sz w:val="21"/>
                 <w:szCs w:val="21"/>
               </w:rPr>
-              <w:t xml:space="preserve">Mixing Vat 1 (2,000 </w:t>
-            </w:r>
-            <w:proofErr w:type="spellStart"/>
-            <w:r>
-              <w:rPr>
-                <w:rFonts w:cstheme="minorHAnsi"/>
-                <w:sz w:val="21"/>
-                <w:szCs w:val="21"/>
-              </w:rPr>
-              <w:t>litres</w:t>
-            </w:r>
-            <w:proofErr w:type="spellEnd"/>
-            <w:r>
-              <w:rPr>
-                <w:rFonts w:cstheme="minorHAnsi"/>
-                <w:sz w:val="21"/>
-                <w:szCs w:val="21"/>
-              </w:rPr>
-              <w:t>)</w:t>
+              <w:t>Mixing Vat 1 (2,000 litres)</w:t>
             </w:r>
           </w:p>
         </w:tc>
@@ -6604,25 +6412,7 @@
                 <w:sz w:val="21"/>
                 <w:szCs w:val="21"/>
               </w:rPr>
-              <w:t xml:space="preserve">Mixing Vat 2 (2,000 </w:t>
-            </w:r>
-            <w:proofErr w:type="spellStart"/>
-            <w:r>
-              <w:rPr>
-                <w:rFonts w:cstheme="minorHAnsi"/>
-                <w:sz w:val="21"/>
-                <w:szCs w:val="21"/>
-              </w:rPr>
-              <w:t>litres</w:t>
-            </w:r>
-            <w:proofErr w:type="spellEnd"/>
-            <w:r>
-              <w:rPr>
-                <w:rFonts w:cstheme="minorHAnsi"/>
-                <w:sz w:val="21"/>
-                <w:szCs w:val="21"/>
-              </w:rPr>
-              <w:t>)</w:t>
+              <w:t>Mixing Vat 2 (2,000 litres)</w:t>
             </w:r>
           </w:p>
         </w:tc>
@@ -6827,25 +6617,7 @@
                 <w:sz w:val="21"/>
                 <w:szCs w:val="21"/>
               </w:rPr>
-              <w:t xml:space="preserve">Mixing Vat 3 (2,000 </w:t>
-            </w:r>
-            <w:proofErr w:type="spellStart"/>
-            <w:r>
-              <w:rPr>
-                <w:rFonts w:cstheme="minorHAnsi"/>
-                <w:sz w:val="21"/>
-                <w:szCs w:val="21"/>
-              </w:rPr>
-              <w:t>litres</w:t>
-            </w:r>
-            <w:proofErr w:type="spellEnd"/>
-            <w:r>
-              <w:rPr>
-                <w:rFonts w:cstheme="minorHAnsi"/>
-                <w:sz w:val="21"/>
-                <w:szCs w:val="21"/>
-              </w:rPr>
-              <w:t>)</w:t>
+              <w:t>Mixing Vat 3 (2,000 litres)</w:t>
             </w:r>
           </w:p>
         </w:tc>
@@ -7211,23 +6983,13 @@
                 <w:lang w:val="fr-FR"/>
               </w:rPr>
             </w:pPr>
-            <w:proofErr w:type="spellStart"/>
             <w:r>
               <w:rPr>
                 <w:rFonts w:cstheme="minorHAnsi"/>
                 <w:sz w:val="21"/>
                 <w:szCs w:val="21"/>
               </w:rPr>
-              <w:t>Semi Automatic</w:t>
-            </w:r>
-            <w:proofErr w:type="spellEnd"/>
-            <w:r>
-              <w:rPr>
-                <w:rFonts w:cstheme="minorHAnsi"/>
-                <w:sz w:val="21"/>
-                <w:szCs w:val="21"/>
-              </w:rPr>
-              <w:t xml:space="preserve"> Filling Machine 1</w:t>
+              <w:t>Semi Automatic Filling Machine 1</w:t>
             </w:r>
           </w:p>
         </w:tc>
@@ -7412,23 +7174,13 @@
                 <w:szCs w:val="21"/>
               </w:rPr>
             </w:pPr>
-            <w:proofErr w:type="spellStart"/>
             <w:r>
               <w:rPr>
                 <w:rFonts w:cstheme="minorHAnsi"/>
                 <w:sz w:val="21"/>
                 <w:szCs w:val="21"/>
               </w:rPr>
-              <w:t>Semi Automatic</w:t>
-            </w:r>
-            <w:proofErr w:type="spellEnd"/>
-            <w:r>
-              <w:rPr>
-                <w:rFonts w:cstheme="minorHAnsi"/>
-                <w:sz w:val="21"/>
-                <w:szCs w:val="21"/>
-              </w:rPr>
-              <w:t xml:space="preserve"> Filling Machine 2</w:t>
+              <w:t>Semi Automatic Filling Machine 2</w:t>
             </w:r>
           </w:p>
         </w:tc>
@@ -7614,23 +7366,13 @@
                 <w:lang w:val="fr-FR"/>
               </w:rPr>
             </w:pPr>
-            <w:proofErr w:type="spellStart"/>
             <w:r>
               <w:rPr>
                 <w:rFonts w:cstheme="minorHAnsi"/>
                 <w:sz w:val="21"/>
                 <w:szCs w:val="21"/>
               </w:rPr>
-              <w:t>Semi Automatic</w:t>
-            </w:r>
-            <w:proofErr w:type="spellEnd"/>
-            <w:r>
-              <w:rPr>
-                <w:rFonts w:cstheme="minorHAnsi"/>
-                <w:sz w:val="21"/>
-                <w:szCs w:val="21"/>
-              </w:rPr>
-              <w:t xml:space="preserve"> Filling Machine 3</w:t>
+              <w:t>Semi Automatic Filling Machine 3</w:t>
             </w:r>
           </w:p>
         </w:tc>
@@ -7815,23 +7557,13 @@
                 <w:szCs w:val="21"/>
               </w:rPr>
             </w:pPr>
-            <w:proofErr w:type="spellStart"/>
             <w:r>
               <w:rPr>
                 <w:rFonts w:cstheme="minorHAnsi"/>
                 <w:sz w:val="21"/>
                 <w:szCs w:val="21"/>
               </w:rPr>
-              <w:t>Semi Automatic</w:t>
-            </w:r>
-            <w:proofErr w:type="spellEnd"/>
-            <w:r>
-              <w:rPr>
-                <w:rFonts w:cstheme="minorHAnsi"/>
-                <w:sz w:val="21"/>
-                <w:szCs w:val="21"/>
-              </w:rPr>
-              <w:t xml:space="preserve"> Filling Machine 4</w:t>
+              <w:t>Semi Automatic Filling Machine 4</w:t>
             </w:r>
           </w:p>
         </w:tc>
@@ -8017,23 +7749,13 @@
                 <w:lang w:val="fr-FR"/>
               </w:rPr>
             </w:pPr>
-            <w:proofErr w:type="spellStart"/>
             <w:r>
               <w:rPr>
                 <w:rFonts w:cstheme="minorHAnsi"/>
                 <w:sz w:val="21"/>
                 <w:szCs w:val="21"/>
               </w:rPr>
-              <w:t>Semi Automatic</w:t>
-            </w:r>
-            <w:proofErr w:type="spellEnd"/>
-            <w:r>
-              <w:rPr>
-                <w:rFonts w:cstheme="minorHAnsi"/>
-                <w:sz w:val="21"/>
-                <w:szCs w:val="21"/>
-              </w:rPr>
-              <w:t xml:space="preserve"> Filling Machine 5</w:t>
+              <w:t>Semi Automatic Filling Machine 5</w:t>
             </w:r>
           </w:p>
         </w:tc>
@@ -8219,7 +7941,6 @@
                 <w:lang w:val="fr-FR"/>
               </w:rPr>
             </w:pPr>
-            <w:proofErr w:type="spellStart"/>
             <w:r>
               <w:rPr>
                 <w:rFonts w:cstheme="minorHAnsi"/>
@@ -8227,17 +7948,7 @@
                 <w:szCs w:val="21"/>
                 <w:lang w:val="fr-FR"/>
               </w:rPr>
-              <w:t>Pass</w:t>
-            </w:r>
-            <w:proofErr w:type="spellEnd"/>
-            <w:r>
-              <w:rPr>
-                <w:rFonts w:cstheme="minorHAnsi"/>
-                <w:sz w:val="21"/>
-                <w:szCs w:val="21"/>
-                <w:lang w:val="fr-FR"/>
-              </w:rPr>
-              <w:t xml:space="preserve"> Box 2 </w:t>
+              <w:t xml:space="preserve">Pass Box 2 </w:t>
             </w:r>
           </w:p>
         </w:tc>
@@ -8378,7 +8089,6 @@
                 <w:lang w:val="fr-FR"/>
               </w:rPr>
             </w:pPr>
-            <w:proofErr w:type="spellStart"/>
             <w:r>
               <w:rPr>
                 <w:rFonts w:cstheme="minorHAnsi"/>
@@ -8386,17 +8096,7 @@
                 <w:szCs w:val="21"/>
                 <w:lang w:val="fr-FR"/>
               </w:rPr>
-              <w:t>Pass</w:t>
-            </w:r>
-            <w:proofErr w:type="spellEnd"/>
-            <w:r>
-              <w:rPr>
-                <w:rFonts w:cstheme="minorHAnsi"/>
-                <w:sz w:val="21"/>
-                <w:szCs w:val="21"/>
-                <w:lang w:val="fr-FR"/>
-              </w:rPr>
-              <w:t xml:space="preserve"> Box 3</w:t>
+              <w:t>Pass Box 3</w:t>
             </w:r>
           </w:p>
         </w:tc>
@@ -9364,7 +9064,6 @@
             </w:pPr>
             <w:bookmarkStart w:id="0" w:name="_Hlk178239744"/>
             <w:bookmarkStart w:id="1" w:name="_Hlk178236131"/>
-            <w:proofErr w:type="spellStart"/>
             <w:r>
               <w:rPr>
                 <w:rFonts w:cstheme="minorHAnsi"/>
@@ -9372,17 +9071,7 @@
                 <w:szCs w:val="21"/>
                 <w:lang w:val="fr-FR"/>
               </w:rPr>
-              <w:t>Pass</w:t>
-            </w:r>
-            <w:proofErr w:type="spellEnd"/>
-            <w:r>
-              <w:rPr>
-                <w:rFonts w:cstheme="minorHAnsi"/>
-                <w:sz w:val="21"/>
-                <w:szCs w:val="21"/>
-                <w:lang w:val="fr-FR"/>
-              </w:rPr>
-              <w:t xml:space="preserve"> Box 4</w:t>
+              <w:t>Pass Box 4</w:t>
             </w:r>
           </w:p>
         </w:tc>
@@ -9797,7 +9486,6 @@
                 <w:lang w:val="fr-FR"/>
               </w:rPr>
             </w:pPr>
-            <w:proofErr w:type="spellStart"/>
             <w:r>
               <w:rPr>
                 <w:rFonts w:cstheme="minorHAnsi"/>
@@ -9805,17 +9493,7 @@
                 <w:szCs w:val="21"/>
                 <w:lang w:val="fr-FR"/>
               </w:rPr>
-              <w:t>Pharmalab</w:t>
-            </w:r>
-            <w:proofErr w:type="spellEnd"/>
-            <w:r>
-              <w:rPr>
-                <w:rFonts w:cstheme="minorHAnsi"/>
-                <w:sz w:val="21"/>
-                <w:szCs w:val="21"/>
-                <w:lang w:val="fr-FR"/>
-              </w:rPr>
-              <w:t xml:space="preserve"> Autoclave</w:t>
+              <w:t>Pharmalab Autoclave</w:t>
             </w:r>
           </w:p>
         </w:tc>
@@ -10012,18 +9690,8 @@
                 <w:b/>
                 <w:lang w:val="fr-FR"/>
               </w:rPr>
-              <w:t xml:space="preserve">Production </w:t>
-            </w:r>
-            <w:proofErr w:type="spellStart"/>
-            <w:r>
-              <w:rPr>
-                <w:rFonts w:cstheme="minorHAnsi"/>
-                <w:b/>
-                <w:lang w:val="fr-FR"/>
-              </w:rPr>
-              <w:t>Pharmacist</w:t>
-            </w:r>
-            <w:proofErr w:type="spellEnd"/>
+              <w:t>Production Pharmacist</w:t>
+            </w:r>
             <w:r>
               <w:rPr>
                 <w:rFonts w:cstheme="minorHAnsi"/>
@@ -10438,27 +10106,7 @@
                 <w:szCs w:val="21"/>
                 <w:lang w:val="fr-FR"/>
               </w:rPr>
-              <w:t>BL/</w:t>
-            </w:r>
-            <w:proofErr w:type="spellStart"/>
-            <w:r>
-              <w:rPr>
-                <w:rFonts w:cstheme="minorHAnsi"/>
-                <w:sz w:val="21"/>
-                <w:szCs w:val="21"/>
-                <w:lang w:val="fr-FR"/>
-              </w:rPr>
-              <w:t>LKM</w:t>
-            </w:r>
-            <w:proofErr w:type="spellEnd"/>
-            <w:r>
-              <w:rPr>
-                <w:rFonts w:cstheme="minorHAnsi"/>
-                <w:sz w:val="21"/>
-                <w:szCs w:val="21"/>
-                <w:lang w:val="fr-FR"/>
-              </w:rPr>
-              <w:t>/PE/001</w:t>
+              <w:t>BL/LKM/PE/001</w:t>
             </w:r>
           </w:p>
         </w:tc>
@@ -10617,27 +10265,7 @@
                 <w:szCs w:val="21"/>
                 <w:lang w:val="fr-FR"/>
               </w:rPr>
-              <w:t>BL/</w:t>
-            </w:r>
-            <w:proofErr w:type="spellStart"/>
-            <w:r>
-              <w:rPr>
-                <w:rFonts w:cstheme="minorHAnsi"/>
-                <w:sz w:val="21"/>
-                <w:szCs w:val="21"/>
-                <w:lang w:val="fr-FR"/>
-              </w:rPr>
-              <w:t>LKM</w:t>
-            </w:r>
-            <w:proofErr w:type="spellEnd"/>
-            <w:r>
-              <w:rPr>
-                <w:rFonts w:cstheme="minorHAnsi"/>
-                <w:sz w:val="21"/>
-                <w:szCs w:val="21"/>
-                <w:lang w:val="fr-FR"/>
-              </w:rPr>
-              <w:t>/PE/002</w:t>
+              <w:t>BL/LKM/PE/002</w:t>
             </w:r>
           </w:p>
         </w:tc>
@@ -11114,27 +10742,7 @@
                 <w:szCs w:val="21"/>
                 <w:lang w:val="fr-FR"/>
               </w:rPr>
-              <w:t>BL/</w:t>
-            </w:r>
-            <w:proofErr w:type="spellStart"/>
-            <w:r>
-              <w:rPr>
-                <w:rFonts w:cstheme="minorHAnsi"/>
-                <w:sz w:val="21"/>
-                <w:szCs w:val="21"/>
-                <w:lang w:val="fr-FR"/>
-              </w:rPr>
-              <w:t>SWM</w:t>
-            </w:r>
-            <w:proofErr w:type="spellEnd"/>
-            <w:r>
-              <w:rPr>
-                <w:rFonts w:cstheme="minorHAnsi"/>
-                <w:sz w:val="21"/>
-                <w:szCs w:val="21"/>
-                <w:lang w:val="fr-FR"/>
-              </w:rPr>
-              <w:t>/PE/001</w:t>
+              <w:t>BL/SWM/PE/001</w:t>
             </w:r>
           </w:p>
         </w:tc>
@@ -11300,27 +10908,7 @@
                 <w:szCs w:val="21"/>
                 <w:lang w:val="fr-FR"/>
               </w:rPr>
-              <w:t>BL/</w:t>
-            </w:r>
-            <w:proofErr w:type="spellStart"/>
-            <w:r>
-              <w:rPr>
-                <w:rFonts w:cstheme="minorHAnsi"/>
-                <w:sz w:val="21"/>
-                <w:szCs w:val="21"/>
-                <w:lang w:val="fr-FR"/>
-              </w:rPr>
-              <w:t>SWM</w:t>
-            </w:r>
-            <w:proofErr w:type="spellEnd"/>
-            <w:r>
-              <w:rPr>
-                <w:rFonts w:cstheme="minorHAnsi"/>
-                <w:sz w:val="21"/>
-                <w:szCs w:val="21"/>
-                <w:lang w:val="fr-FR"/>
-              </w:rPr>
-              <w:t>/PE/002</w:t>
+              <w:t>BL/SWM/PE/002</w:t>
             </w:r>
           </w:p>
         </w:tc>
@@ -11688,18 +11276,8 @@
                 <w:b/>
                 <w:lang w:val="fr-FR"/>
               </w:rPr>
-              <w:t xml:space="preserve">Packaging </w:t>
-            </w:r>
-            <w:proofErr w:type="spellStart"/>
-            <w:r>
-              <w:rPr>
-                <w:rFonts w:cstheme="minorHAnsi"/>
-                <w:b/>
-                <w:lang w:val="fr-FR"/>
-              </w:rPr>
-              <w:t>Supervisor</w:t>
-            </w:r>
-            <w:proofErr w:type="spellEnd"/>
+              <w:t>Packaging Supervisor</w:t>
+            </w:r>
           </w:p>
         </w:tc>
         <w:tc>
@@ -12033,18 +11611,8 @@
                 <w:sz w:val="22"/>
                 <w:szCs w:val="22"/>
               </w:rPr>
-              <w:t xml:space="preserve">All manufacturing process activities should be recorded in the </w:t>
-            </w:r>
-            <w:proofErr w:type="spellStart"/>
-            <w:r>
-              <w:rPr>
-                <w:rFonts w:cstheme="minorHAnsi"/>
-                <w:sz w:val="22"/>
-                <w:szCs w:val="22"/>
-              </w:rPr>
-              <w:t>BMR</w:t>
-            </w:r>
-            <w:proofErr w:type="spellEnd"/>
+              <w:t>All manufacturing process activities should be recorded in the BMR</w:t>
+            </w:r>
           </w:p>
           <w:p>
             <w:pPr>
@@ -12087,43 +11655,7 @@
                 <w:sz w:val="22"/>
                 <w:szCs w:val="22"/>
               </w:rPr>
-              <w:t xml:space="preserve">All entries in the </w:t>
-            </w:r>
-            <w:proofErr w:type="spellStart"/>
-            <w:r>
-              <w:rPr>
-                <w:rFonts w:cstheme="minorHAnsi"/>
-                <w:sz w:val="22"/>
-                <w:szCs w:val="22"/>
-              </w:rPr>
-              <w:t>BMR</w:t>
-            </w:r>
-            <w:proofErr w:type="spellEnd"/>
-            <w:r>
-              <w:rPr>
-                <w:rFonts w:cstheme="minorHAnsi"/>
-                <w:sz w:val="22"/>
-                <w:szCs w:val="22"/>
-              </w:rPr>
-              <w:t xml:space="preserve"> should be legible and clear with no overwriting. If any mistake </w:t>
-            </w:r>
-            <w:proofErr w:type="gramStart"/>
-            <w:r>
-              <w:rPr>
-                <w:rFonts w:cstheme="minorHAnsi"/>
-                <w:sz w:val="22"/>
-                <w:szCs w:val="22"/>
-              </w:rPr>
-              <w:t>cross</w:t>
-            </w:r>
-            <w:proofErr w:type="gramEnd"/>
-            <w:r>
-              <w:rPr>
-                <w:rFonts w:cstheme="minorHAnsi"/>
-                <w:sz w:val="22"/>
-                <w:szCs w:val="22"/>
-              </w:rPr>
-              <w:t xml:space="preserve"> with a single line and rewrites the correct form, sign the error as per sop on document control and management (BML-QDG-QA-002)</w:t>
+              <w:t>All entries in the BMR should be legible and clear with no overwriting. If any mistake cross with a single line and rewrites the correct form, sign the error as per sop on document control and management (BML-QDG-QA-002)</w:t>
             </w:r>
           </w:p>
         </w:tc>
@@ -12444,25 +11976,7 @@
                 <w:sz w:val="22"/>
                 <w:szCs w:val="22"/>
               </w:rPr>
-              <w:t xml:space="preserve">Ensure sufficient </w:t>
-            </w:r>
-            <w:proofErr w:type="spellStart"/>
-            <w:r>
-              <w:rPr>
-                <w:rFonts w:cstheme="minorHAnsi"/>
-                <w:sz w:val="22"/>
-                <w:szCs w:val="22"/>
-              </w:rPr>
-              <w:t>demineralised</w:t>
-            </w:r>
-            <w:proofErr w:type="spellEnd"/>
-            <w:r>
-              <w:rPr>
-                <w:rFonts w:cstheme="minorHAnsi"/>
-                <w:sz w:val="22"/>
-                <w:szCs w:val="22"/>
-              </w:rPr>
-              <w:t xml:space="preserve"> water is available for cooling of Autoclave</w:t>
+              <w:t>Ensure sufficient demineralised water is available for cooling of Autoclave</w:t>
             </w:r>
           </w:p>
           <w:p>
@@ -12559,25 +12073,7 @@
                 <w:sz w:val="22"/>
                 <w:szCs w:val="22"/>
               </w:rPr>
-              <w:t xml:space="preserve">Ensure sufficient </w:t>
-            </w:r>
-            <w:proofErr w:type="spellStart"/>
-            <w:r>
-              <w:rPr>
-                <w:rFonts w:cstheme="minorHAnsi"/>
-                <w:sz w:val="22"/>
-                <w:szCs w:val="22"/>
-              </w:rPr>
-              <w:t>WFI</w:t>
-            </w:r>
-            <w:proofErr w:type="spellEnd"/>
-            <w:r>
-              <w:rPr>
-                <w:rFonts w:cstheme="minorHAnsi"/>
-                <w:sz w:val="22"/>
-                <w:szCs w:val="22"/>
-              </w:rPr>
-              <w:t xml:space="preserve"> water is available for manufacturing of the batch</w:t>
+              <w:t>Ensure sufficient WFI water is available for manufacturing of the batch</w:t>
             </w:r>
           </w:p>
           <w:p>
@@ -12684,77 +12180,15 @@
                 <w:sz w:val="22"/>
                 <w:szCs w:val="22"/>
               </w:rPr>
-              <w:t xml:space="preserve">0.8 </w:t>
-            </w:r>
-            <w:proofErr w:type="spellStart"/>
-            <w:r>
-              <w:rPr>
-                <w:rFonts w:cstheme="minorHAnsi"/>
-                <w:b/>
-                <w:bCs/>
+              <w:t>0.8 whatman, 0.45 and 0.2 Micron filters</w:t>
+            </w:r>
+            <w:r>
+              <w:rPr>
+                <w:rFonts w:cstheme="minorHAnsi"/>
                 <w:sz w:val="22"/>
                 <w:szCs w:val="22"/>
               </w:rPr>
-              <w:t>whatman</w:t>
-            </w:r>
-            <w:proofErr w:type="spellEnd"/>
-            <w:r>
-              <w:rPr>
-                <w:rFonts w:cstheme="minorHAnsi"/>
-                <w:b/>
-                <w:bCs/>
-                <w:sz w:val="22"/>
-                <w:szCs w:val="22"/>
-              </w:rPr>
-              <w:t xml:space="preserve">, </w:t>
-            </w:r>
-            <w:proofErr w:type="gramStart"/>
-            <w:r>
-              <w:rPr>
-                <w:rFonts w:cstheme="minorHAnsi"/>
-                <w:b/>
-                <w:bCs/>
-                <w:sz w:val="22"/>
-                <w:szCs w:val="22"/>
-              </w:rPr>
-              <w:t>0.45 and 0.2 Micron</w:t>
-            </w:r>
-            <w:proofErr w:type="gramEnd"/>
-            <w:r>
-              <w:rPr>
-                <w:rFonts w:cstheme="minorHAnsi"/>
-                <w:b/>
-                <w:bCs/>
-                <w:sz w:val="22"/>
-                <w:szCs w:val="22"/>
-              </w:rPr>
-              <w:t xml:space="preserve"> filters</w:t>
-            </w:r>
-            <w:r>
-              <w:rPr>
-                <w:rFonts w:cstheme="minorHAnsi"/>
-                <w:sz w:val="22"/>
-                <w:szCs w:val="22"/>
-              </w:rPr>
-              <w:t xml:space="preserve">) </w:t>
-            </w:r>
-            <w:proofErr w:type="gramStart"/>
-            <w:r>
-              <w:rPr>
-                <w:rFonts w:cstheme="minorHAnsi"/>
-                <w:sz w:val="22"/>
-                <w:szCs w:val="22"/>
-              </w:rPr>
-              <w:t>is</w:t>
-            </w:r>
-            <w:proofErr w:type="gramEnd"/>
-            <w:r>
-              <w:rPr>
-                <w:rFonts w:cstheme="minorHAnsi"/>
-                <w:sz w:val="22"/>
-                <w:szCs w:val="22"/>
-              </w:rPr>
-              <w:t xml:space="preserve"> available for manufacturing of the batch</w:t>
+              <w:t>) is available for manufacturing of the batch</w:t>
             </w:r>
           </w:p>
         </w:tc>
@@ -14309,7 +13743,6 @@
                 <w:szCs w:val="24"/>
               </w:rPr>
             </w:pPr>
-            <w:proofErr w:type="spellStart"/>
             <w:r>
               <w:rPr>
                 <w:rFonts w:cstheme="minorHAnsi"/>
@@ -14317,17 +13750,7 @@
                 <w:sz w:val="24"/>
                 <w:szCs w:val="24"/>
               </w:rPr>
-              <w:t>NMT</w:t>
-            </w:r>
-            <w:proofErr w:type="spellEnd"/>
-            <w:r>
-              <w:rPr>
-                <w:rFonts w:cstheme="minorHAnsi"/>
-                <w:b/>
-                <w:sz w:val="24"/>
-                <w:szCs w:val="24"/>
-              </w:rPr>
-              <w:t xml:space="preserve"> 25</w:t>
+              <w:t>NMT 25</w:t>
             </w:r>
             <w:r>
               <w:rPr>
@@ -14382,7 +13805,6 @@
                 <w:szCs w:val="24"/>
               </w:rPr>
             </w:pPr>
-            <w:proofErr w:type="spellStart"/>
             <w:r>
               <w:rPr>
                 <w:rFonts w:cstheme="minorHAnsi"/>
@@ -14390,17 +13812,7 @@
                 <w:sz w:val="24"/>
                 <w:szCs w:val="24"/>
               </w:rPr>
-              <w:t>NMT</w:t>
-            </w:r>
-            <w:proofErr w:type="spellEnd"/>
-            <w:r>
-              <w:rPr>
-                <w:rFonts w:cstheme="minorHAnsi"/>
-                <w:b/>
-                <w:sz w:val="24"/>
-                <w:szCs w:val="24"/>
-              </w:rPr>
-              <w:t xml:space="preserve"> 75%</w:t>
+              <w:t>NMT 75%</w:t>
             </w:r>
           </w:p>
         </w:tc>
@@ -14767,7 +14179,7 @@
                     </wp:anchor>
                   </w:drawing>
                 </mc:Choice>
-                <mc:Fallback>
+                <mc:Fallback xmlns:w16sdtfl="http://schemas.microsoft.com/office/word/2024/wordml/sdtformatlock" xmlns:w16du="http://schemas.microsoft.com/office/word/2023/wordml/word16du">
                   <w:pict>
                     <v:rect w14:anchorId="616391BA" id="Rectangle 1033" o:spid="_x0000_s1026" style="position:absolute;margin-left:171.4pt;margin-top:2.65pt;width:18.75pt;height:12pt;z-index:251661312;visibility:visible;mso-wrap-style:square;mso-width-percent:0;mso-height-percent:0;mso-wrap-distance-left:9pt;mso-wrap-distance-top:0;mso-wrap-distance-right:9pt;mso-wrap-distance-bottom:0;mso-position-horizontal:absolute;mso-position-horizontal-relative:text;mso-position-vertical:absolute;mso-position-vertical-relative:text;mso-width-percent:0;mso-height-percent:0;mso-width-relative:page;mso-height-relative:page;v-text-anchor:top" o:gfxdata="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"/>
                   </w:pict>
@@ -14841,14 +14253,13 @@
                     </wp:anchor>
                   </w:drawing>
                 </mc:Choice>
-                <mc:Fallback>
+                <mc:Fallback xmlns:w16sdtfl="http://schemas.microsoft.com/office/word/2024/wordml/sdtformatlock" xmlns:w16du="http://schemas.microsoft.com/office/word/2023/wordml/word16du">
                   <w:pict>
                     <v:rect w14:anchorId="6136EC53" id="Rectangle 1032" o:spid="_x0000_s1026" style="position:absolute;margin-left:99.4pt;margin-top:2.65pt;width:18.75pt;height:12pt;z-index:251660288;visibility:visible;mso-wrap-style:square;mso-width-percent:0;mso-height-percent:0;mso-wrap-distance-left:9pt;mso-wrap-distance-top:0;mso-wrap-distance-right:9pt;mso-wrap-distance-bottom:0;mso-position-horizontal:absolute;mso-position-horizontal-relative:text;mso-position-vertical:absolute;mso-position-vertical-relative:text;mso-width-percent:0;mso-height-percent:0;mso-width-relative:page;mso-height-relative:page;v-text-anchor:top" o:gfxdata="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"/>
                   </w:pict>
                 </mc:Fallback>
               </mc:AlternateContent>
             </w:r>
-            <w:proofErr w:type="spellStart"/>
             <w:r>
               <w:rPr>
                 <w:rFonts w:cstheme="minorHAnsi"/>
@@ -14856,17 +14267,7 @@
                 <w:sz w:val="24"/>
                 <w:szCs w:val="24"/>
               </w:rPr>
-              <w:t>IPQA</w:t>
-            </w:r>
-            <w:proofErr w:type="spellEnd"/>
-            <w:r>
-              <w:rPr>
-                <w:rFonts w:cstheme="minorHAnsi"/>
-                <w:b/>
-                <w:sz w:val="24"/>
-                <w:szCs w:val="24"/>
-              </w:rPr>
-              <w:t xml:space="preserve"> Analyst      Ye</w:t>
+              <w:t>IPQA Analyst      Ye</w:t>
             </w:r>
             <w:r>
               <w:rPr>
@@ -15142,21 +14543,12 @@
                 <w:color w:val="000000" w:themeColor="text1"/>
               </w:rPr>
             </w:pPr>
-            <w:proofErr w:type="spellStart"/>
             <w:r>
               <w:rPr>
                 <w:rFonts w:cstheme="minorHAnsi"/>
                 <w:color w:val="000000" w:themeColor="text1"/>
               </w:rPr>
-              <w:t>Stp</w:t>
-            </w:r>
-            <w:proofErr w:type="spellEnd"/>
-            <w:r>
-              <w:rPr>
-                <w:rFonts w:cstheme="minorHAnsi"/>
-                <w:color w:val="000000" w:themeColor="text1"/>
-              </w:rPr>
-              <w:t xml:space="preserve"> ref. no</w:t>
+              <w:t>Stp ref. no</w:t>
             </w:r>
           </w:p>
         </w:tc>
@@ -15173,37 +14565,12 @@
                 <w:color w:val="000000" w:themeColor="text1"/>
               </w:rPr>
             </w:pPr>
-            <w:proofErr w:type="spellStart"/>
             <w:r>
               <w:rPr>
                 <w:rFonts w:cstheme="minorHAnsi"/>
                 <w:color w:val="000000" w:themeColor="text1"/>
               </w:rPr>
-              <w:t>BML</w:t>
-            </w:r>
-            <w:proofErr w:type="spellEnd"/>
-            <w:r>
-              <w:rPr>
-                <w:rFonts w:cstheme="minorHAnsi"/>
-                <w:color w:val="000000" w:themeColor="text1"/>
-              </w:rPr>
-              <w:t>/QA/</w:t>
-            </w:r>
-            <w:proofErr w:type="spellStart"/>
-            <w:r>
-              <w:rPr>
-                <w:rFonts w:cstheme="minorHAnsi"/>
-                <w:color w:val="000000" w:themeColor="text1"/>
-              </w:rPr>
-              <w:t>STP</w:t>
-            </w:r>
-            <w:proofErr w:type="spellEnd"/>
-            <w:r>
-              <w:rPr>
-                <w:rFonts w:cstheme="minorHAnsi"/>
-                <w:color w:val="000000" w:themeColor="text1"/>
-              </w:rPr>
-              <w:t>/RM</w:t>
+              <w:t>BML/QA/STP/RM</w:t>
             </w:r>
             <w:r>
               <w:rPr>
@@ -15273,21 +14640,12 @@
                 <w:color w:val="000000" w:themeColor="text1"/>
               </w:rPr>
             </w:pPr>
-            <w:proofErr w:type="spellStart"/>
             <w:r>
               <w:rPr>
                 <w:rFonts w:cstheme="minorHAnsi"/>
                 <w:color w:val="000000" w:themeColor="text1"/>
               </w:rPr>
-              <w:t>Stp</w:t>
-            </w:r>
-            <w:proofErr w:type="spellEnd"/>
-            <w:r>
-              <w:rPr>
-                <w:rFonts w:cstheme="minorHAnsi"/>
-                <w:color w:val="000000" w:themeColor="text1"/>
-              </w:rPr>
-              <w:t xml:space="preserve"> ref. no</w:t>
+              <w:t>Stp ref. no</w:t>
             </w:r>
           </w:p>
         </w:tc>
@@ -15304,37 +14662,12 @@
                 <w:color w:val="000000" w:themeColor="text1"/>
               </w:rPr>
             </w:pPr>
-            <w:proofErr w:type="spellStart"/>
             <w:r>
               <w:rPr>
                 <w:rFonts w:cstheme="minorHAnsi"/>
                 <w:color w:val="000000" w:themeColor="text1"/>
               </w:rPr>
-              <w:t>BML</w:t>
-            </w:r>
-            <w:proofErr w:type="spellEnd"/>
-            <w:r>
-              <w:rPr>
-                <w:rFonts w:cstheme="minorHAnsi"/>
-                <w:color w:val="000000" w:themeColor="text1"/>
-              </w:rPr>
-              <w:t>/QA/</w:t>
-            </w:r>
-            <w:proofErr w:type="spellStart"/>
-            <w:r>
-              <w:rPr>
-                <w:rFonts w:cstheme="minorHAnsi"/>
-                <w:color w:val="000000" w:themeColor="text1"/>
-              </w:rPr>
-              <w:t>STP</w:t>
-            </w:r>
-            <w:proofErr w:type="spellEnd"/>
-            <w:r>
-              <w:rPr>
-                <w:rFonts w:cstheme="minorHAnsi"/>
-                <w:color w:val="000000" w:themeColor="text1"/>
-              </w:rPr>
-              <w:t>/RM</w:t>
+              <w:t>BML/QA/STP/RM</w:t>
             </w:r>
             <w:r>
               <w:rPr>
@@ -15403,21 +14736,12 @@
                 <w:color w:val="000000" w:themeColor="text1"/>
               </w:rPr>
             </w:pPr>
-            <w:proofErr w:type="spellStart"/>
             <w:r>
               <w:rPr>
                 <w:rFonts w:cstheme="minorHAnsi"/>
                 <w:color w:val="000000" w:themeColor="text1"/>
               </w:rPr>
-              <w:t>Stp</w:t>
-            </w:r>
-            <w:proofErr w:type="spellEnd"/>
-            <w:r>
-              <w:rPr>
-                <w:rFonts w:cstheme="minorHAnsi"/>
-                <w:color w:val="000000" w:themeColor="text1"/>
-              </w:rPr>
-              <w:t xml:space="preserve"> ref. no</w:t>
+              <w:t>Stp ref. no</w:t>
             </w:r>
           </w:p>
         </w:tc>
@@ -15434,37 +14758,12 @@
                 <w:color w:val="000000" w:themeColor="text1"/>
               </w:rPr>
             </w:pPr>
-            <w:proofErr w:type="spellStart"/>
             <w:r>
               <w:rPr>
                 <w:rFonts w:cstheme="minorHAnsi"/>
                 <w:color w:val="000000" w:themeColor="text1"/>
               </w:rPr>
-              <w:t>BML</w:t>
-            </w:r>
-            <w:proofErr w:type="spellEnd"/>
-            <w:r>
-              <w:rPr>
-                <w:rFonts w:cstheme="minorHAnsi"/>
-                <w:color w:val="000000" w:themeColor="text1"/>
-              </w:rPr>
-              <w:t>/QA/</w:t>
-            </w:r>
-            <w:proofErr w:type="spellStart"/>
-            <w:r>
-              <w:rPr>
-                <w:rFonts w:cstheme="minorHAnsi"/>
-                <w:color w:val="000000" w:themeColor="text1"/>
-              </w:rPr>
-              <w:t>STP</w:t>
-            </w:r>
-            <w:proofErr w:type="spellEnd"/>
-            <w:r>
-              <w:rPr>
-                <w:rFonts w:cstheme="minorHAnsi"/>
-                <w:color w:val="000000" w:themeColor="text1"/>
-              </w:rPr>
-              <w:t>/RM</w:t>
+              <w:t>BML/QA/STP/RM</w:t>
             </w:r>
             <w:r>
               <w:rPr>
@@ -15534,21 +14833,12 @@
                 <w:b/>
               </w:rPr>
             </w:pPr>
-            <w:proofErr w:type="spellStart"/>
-            <w:r>
-              <w:rPr>
-                <w:rFonts w:cstheme="minorHAnsi"/>
-                <w:b/>
-              </w:rPr>
-              <w:t>Q.C</w:t>
-            </w:r>
-            <w:proofErr w:type="spellEnd"/>
-            <w:r>
-              <w:rPr>
-                <w:rFonts w:cstheme="minorHAnsi"/>
-                <w:b/>
-              </w:rPr>
-              <w:t xml:space="preserve"> AR.  Number</w:t>
+            <w:r>
+              <w:rPr>
+                <w:rFonts w:cstheme="minorHAnsi"/>
+                <w:b/>
+              </w:rPr>
+              <w:t>Q.C AR.  Number</w:t>
             </w:r>
           </w:p>
         </w:tc>
@@ -17257,21 +16547,12 @@
                 <w:b/>
               </w:rPr>
             </w:pPr>
-            <w:proofErr w:type="spellStart"/>
-            <w:r>
-              <w:rPr>
-                <w:rFonts w:cstheme="minorHAnsi"/>
-                <w:b/>
-              </w:rPr>
-              <w:t>Q.C</w:t>
-            </w:r>
-            <w:proofErr w:type="spellEnd"/>
-            <w:r>
-              <w:rPr>
-                <w:rFonts w:cstheme="minorHAnsi"/>
-                <w:b/>
-              </w:rPr>
-              <w:t xml:space="preserve"> AR. Number</w:t>
+            <w:r>
+              <w:rPr>
+                <w:rFonts w:cstheme="minorHAnsi"/>
+                <w:b/>
+              </w:rPr>
+              <w:t>Q.C AR. Number</w:t>
             </w:r>
           </w:p>
         </w:tc>
@@ -17774,23 +17055,13 @@
                 <w:bCs/>
               </w:rPr>
             </w:pPr>
-            <w:proofErr w:type="spellStart"/>
             <w:r>
               <w:rPr>
                 <w:rFonts w:cstheme="minorHAnsi"/>
                 <w:b/>
                 <w:bCs/>
               </w:rPr>
-              <w:t>B.No</w:t>
-            </w:r>
-            <w:proofErr w:type="spellEnd"/>
-            <w:r>
-              <w:rPr>
-                <w:rFonts w:cstheme="minorHAnsi"/>
-                <w:b/>
-                <w:bCs/>
-              </w:rPr>
-              <w:t xml:space="preserve">: </w:t>
+              <w:t xml:space="preserve">B.No: </w:t>
             </w:r>
           </w:p>
         </w:tc>
@@ -17838,23 +17109,13 @@
                 <w:bCs/>
               </w:rPr>
             </w:pPr>
-            <w:proofErr w:type="spellStart"/>
             <w:r>
               <w:rPr>
                 <w:rFonts w:cstheme="minorHAnsi"/>
                 <w:b/>
                 <w:bCs/>
               </w:rPr>
-              <w:t>B.No</w:t>
-            </w:r>
-            <w:proofErr w:type="spellEnd"/>
-            <w:r>
-              <w:rPr>
-                <w:rFonts w:cstheme="minorHAnsi"/>
-                <w:b/>
-                <w:bCs/>
-              </w:rPr>
-              <w:t>:</w:t>
+              <w:t>B.No:</w:t>
             </w:r>
           </w:p>
         </w:tc>
@@ -18165,21 +17426,7 @@
               <w:rPr>
                 <w:rFonts w:cstheme="minorHAnsi"/>
               </w:rPr>
-              <w:t xml:space="preserve">Std Temp. : </w:t>
-            </w:r>
-            <w:proofErr w:type="spellStart"/>
-            <w:r>
-              <w:rPr>
-                <w:rFonts w:cstheme="minorHAnsi"/>
-              </w:rPr>
-              <w:t>NMT</w:t>
-            </w:r>
-            <w:proofErr w:type="spellEnd"/>
-            <w:r>
-              <w:rPr>
-                <w:rFonts w:cstheme="minorHAnsi"/>
-              </w:rPr>
-              <w:t xml:space="preserve"> 27°C,            Actual Temp. :                         </w:t>
+              <w:t xml:space="preserve">Std Temp. : NMT 27°C,            Actual Temp. :                         </w:t>
             </w:r>
             <w:r>
               <w:rPr>
@@ -19744,21 +18991,7 @@
         <w:rPr>
           <w:rFonts w:cstheme="minorHAnsi"/>
         </w:rPr>
-        <w:t xml:space="preserve"> verified by Q.A. Officer &amp; retained in the </w:t>
-      </w:r>
-      <w:proofErr w:type="spellStart"/>
-      <w:r>
-        <w:rPr>
-          <w:rFonts w:cstheme="minorHAnsi"/>
-        </w:rPr>
-        <w:t>BMR</w:t>
-      </w:r>
-      <w:proofErr w:type="spellEnd"/>
-      <w:r>
-        <w:rPr>
-          <w:rFonts w:cstheme="minorHAnsi"/>
-        </w:rPr>
-        <w:t>.</w:t>
+        <w:t xml:space="preserve"> verified by Q.A. Officer &amp; retained in the BMR.</w:t>
       </w:r>
     </w:p>
     <w:p>
@@ -19802,28 +19035,28 @@
                 <w:sz w:val="22"/>
                 <w:szCs w:val="22"/>
               </w:rPr>
-              <w:t xml:space="preserve">Specimen of Pouch After Setting (Production Supervisor and </w:t>
-            </w:r>
-            <w:proofErr w:type="spellStart"/>
-            <w:r>
+              <w:t xml:space="preserve">Specimen of Pouch After Setting (Production Supervisor and IPQA personnel shall verify and Sign the Specimen Label) </w:t>
+            </w:r>
+          </w:p>
+          <w:p>
+            <w:pPr>
               <w:rPr>
                 <w:rFonts w:cs="Times New Roman"/>
                 <w:b/>
                 <w:sz w:val="22"/>
                 <w:szCs w:val="22"/>
               </w:rPr>
-              <w:t>IPQA</w:t>
-            </w:r>
-            <w:proofErr w:type="spellEnd"/>
-            <w:r>
+            </w:pPr>
+          </w:p>
+          <w:p>
+            <w:pPr>
               <w:rPr>
                 <w:rFonts w:cs="Times New Roman"/>
                 <w:b/>
                 <w:sz w:val="22"/>
                 <w:szCs w:val="22"/>
               </w:rPr>
-              <w:t xml:space="preserve"> personnel shall verify and Sign the Specimen Label) </w:t>
-            </w:r>
+            </w:pPr>
           </w:p>
           <w:p>
             <w:pPr>
@@ -20147,6 +19380,7 @@
           </w:p>
           <w:p>
             <w:pPr>
+              <w:pStyle w:val="Header"/>
               <w:rPr>
                 <w:rFonts w:cs="Times New Roman"/>
                 <w:b/>
@@ -20154,53 +19388,53 @@
                 <w:szCs w:val="22"/>
               </w:rPr>
             </w:pPr>
-          </w:p>
-          <w:p>
-            <w:pPr>
+            <w:r>
               <w:rPr>
                 <w:rFonts w:cs="Times New Roman"/>
                 <w:b/>
                 <w:sz w:val="22"/>
                 <w:szCs w:val="22"/>
               </w:rPr>
-            </w:pPr>
-          </w:p>
-          <w:p>
-            <w:pPr>
-              <w:pStyle w:val="Header"/>
+              <w:t>Production Pharmacist</w:t>
+            </w:r>
+            <w:r>
+              <w:rPr>
+                <w:rFonts w:cstheme="minorHAnsi"/>
+                <w:b/>
+              </w:rPr>
+              <w:t>/Supervisor</w:t>
+            </w:r>
+            <w:r>
               <w:rPr>
                 <w:rFonts w:cs="Times New Roman"/>
                 <w:b/>
                 <w:sz w:val="22"/>
                 <w:szCs w:val="22"/>
               </w:rPr>
-            </w:pPr>
-            <w:r>
+              <w:t xml:space="preserve">                                                                IPQA officer</w:t>
+            </w:r>
+          </w:p>
+          <w:p>
+            <w:pPr>
+              <w:pStyle w:val="Header"/>
               <w:rPr>
                 <w:rFonts w:cs="Times New Roman"/>
                 <w:b/>
                 <w:sz w:val="22"/>
                 <w:szCs w:val="22"/>
               </w:rPr>
-              <w:t>Production Pharmacist</w:t>
-            </w:r>
-            <w:r>
-              <w:rPr>
-                <w:rFonts w:cstheme="minorHAnsi"/>
-                <w:b/>
-              </w:rPr>
-              <w:t>/Supervisor</w:t>
-            </w:r>
-            <w:r>
+            </w:pPr>
+          </w:p>
+          <w:p>
+            <w:pPr>
+              <w:pStyle w:val="Header"/>
               <w:rPr>
                 <w:rFonts w:cs="Times New Roman"/>
                 <w:b/>
                 <w:sz w:val="22"/>
                 <w:szCs w:val="22"/>
               </w:rPr>
-              <w:t xml:space="preserve">                                                                </w:t>
-            </w:r>
-            <w:proofErr w:type="spellStart"/>
+            </w:pPr>
             <w:r>
               <w:rPr>
                 <w:rFonts w:cs="Times New Roman"/>
@@ -20208,68 +19442,7 @@
                 <w:sz w:val="22"/>
                 <w:szCs w:val="22"/>
               </w:rPr>
-              <w:t>IPQA</w:t>
-            </w:r>
-            <w:proofErr w:type="spellEnd"/>
-            <w:r>
-              <w:rPr>
-                <w:rFonts w:cs="Times New Roman"/>
-                <w:b/>
-                <w:sz w:val="22"/>
-                <w:szCs w:val="22"/>
-              </w:rPr>
-              <w:t xml:space="preserve"> officer</w:t>
-            </w:r>
-          </w:p>
-          <w:p>
-            <w:pPr>
-              <w:pStyle w:val="Header"/>
-              <w:rPr>
-                <w:rFonts w:cs="Times New Roman"/>
-                <w:b/>
-                <w:sz w:val="22"/>
-                <w:szCs w:val="22"/>
-              </w:rPr>
-            </w:pPr>
-          </w:p>
-          <w:p>
-            <w:pPr>
-              <w:pStyle w:val="Header"/>
-              <w:rPr>
-                <w:rFonts w:cs="Times New Roman"/>
-                <w:b/>
-                <w:sz w:val="22"/>
-                <w:szCs w:val="22"/>
-              </w:rPr>
-            </w:pPr>
-            <w:r>
-              <w:rPr>
-                <w:rFonts w:cs="Times New Roman"/>
-                <w:b/>
-                <w:sz w:val="22"/>
-                <w:szCs w:val="22"/>
-              </w:rPr>
-              <w:t xml:space="preserve"> sign/date: ……………………                                                                               sign/date: …</w:t>
-            </w:r>
-            <w:proofErr w:type="gramStart"/>
-            <w:r>
-              <w:rPr>
-                <w:rFonts w:cs="Times New Roman"/>
-                <w:b/>
-                <w:sz w:val="22"/>
-                <w:szCs w:val="22"/>
-              </w:rPr>
-              <w:t>…..</w:t>
-            </w:r>
-            <w:proofErr w:type="gramEnd"/>
-            <w:r>
-              <w:rPr>
-                <w:rFonts w:cs="Times New Roman"/>
-                <w:b/>
-                <w:sz w:val="22"/>
-                <w:szCs w:val="22"/>
-              </w:rPr>
-              <w:t>……………</w:t>
+              <w:t xml:space="preserve"> sign/date: ……………………                                                                               sign/date: ……..……………</w:t>
             </w:r>
           </w:p>
           <w:p>
@@ -20866,20 +20039,8 @@
                 <w:szCs w:val="28"/>
                 <w:lang w:val="en-GB"/>
               </w:rPr>
-              <w:t xml:space="preserve">MIXING ROOM </w:t>
-            </w:r>
-            <w:proofErr w:type="spellStart"/>
-            <w:r>
-              <w:rPr>
-                <w:rFonts w:cstheme="minorHAnsi"/>
-                <w:b/>
-                <w:sz w:val="28"/>
-                <w:szCs w:val="28"/>
-                <w:lang w:val="en-GB"/>
-              </w:rPr>
-              <w:t>CHECKILIST</w:t>
-            </w:r>
-            <w:proofErr w:type="spellEnd"/>
+              <w:t>MIXING ROOM CHECKILIST</w:t>
+            </w:r>
           </w:p>
         </w:tc>
       </w:tr>
@@ -21099,19 +20260,11 @@
                 <w:rFonts w:cstheme="minorHAnsi"/>
               </w:rPr>
             </w:pPr>
-            <w:proofErr w:type="gramStart"/>
-            <w:r>
-              <w:rPr>
-                <w:rFonts w:cstheme="minorHAnsi"/>
-              </w:rPr>
-              <w:t>Gloves,</w:t>
-            </w:r>
-            <w:proofErr w:type="gramEnd"/>
-            <w:r>
-              <w:rPr>
-                <w:rFonts w:cstheme="minorHAnsi"/>
-              </w:rPr>
-              <w:t xml:space="preserve"> nose masks are to be worn during mixing.</w:t>
+            <w:r>
+              <w:rPr>
+                <w:rFonts w:cstheme="minorHAnsi"/>
+              </w:rPr>
+              <w:t>Gloves, nose masks are to be worn during mixing.</w:t>
             </w:r>
           </w:p>
           <w:p>
@@ -21294,21 +20447,7 @@
               <w:rPr>
                 <w:rFonts w:cstheme="minorHAnsi"/>
               </w:rPr>
-              <w:t xml:space="preserve">Ensure </w:t>
-            </w:r>
-            <w:proofErr w:type="spellStart"/>
-            <w:r>
-              <w:rPr>
-                <w:rFonts w:cstheme="minorHAnsi"/>
-              </w:rPr>
-              <w:t>WFI</w:t>
-            </w:r>
-            <w:proofErr w:type="spellEnd"/>
-            <w:r>
-              <w:rPr>
-                <w:rFonts w:cstheme="minorHAnsi"/>
-              </w:rPr>
-              <w:t xml:space="preserve"> is cleared by QC before mixing</w:t>
+              <w:t>Ensure WFI is cleared by QC before mixing</w:t>
             </w:r>
           </w:p>
           <w:p>
@@ -22317,23 +21456,7 @@
                 <w:sz w:val="22"/>
                 <w:szCs w:val="22"/>
               </w:rPr>
-              <w:t>BL/</w:t>
-            </w:r>
-            <w:proofErr w:type="spellStart"/>
-            <w:r>
-              <w:rPr>
-                <w:sz w:val="22"/>
-                <w:szCs w:val="22"/>
-              </w:rPr>
-              <w:t>DSB</w:t>
-            </w:r>
-            <w:proofErr w:type="spellEnd"/>
-            <w:r>
-              <w:rPr>
-                <w:sz w:val="22"/>
-                <w:szCs w:val="22"/>
-              </w:rPr>
-              <w:t>/PE/001</w:t>
+              <w:t>BL/DSB/PE/001</w:t>
             </w:r>
           </w:p>
         </w:tc>
@@ -22657,7 +21780,6 @@
                 <w:szCs w:val="22"/>
               </w:rPr>
             </w:pPr>
-            <w:proofErr w:type="spellStart"/>
             <w:r>
               <w:rPr>
                 <w:sz w:val="22"/>
@@ -22665,7 +21787,6 @@
               </w:rPr>
               <w:t>colourless</w:t>
             </w:r>
-            <w:proofErr w:type="spellEnd"/>
           </w:p>
         </w:tc>
         <w:tc>
@@ -22918,21 +22039,12 @@
                 <w:szCs w:val="22"/>
               </w:rPr>
             </w:pPr>
-            <w:proofErr w:type="spellStart"/>
             <w:r>
               <w:rPr>
                 <w:sz w:val="22"/>
                 <w:szCs w:val="22"/>
               </w:rPr>
-              <w:t>NMT</w:t>
-            </w:r>
-            <w:proofErr w:type="spellEnd"/>
-            <w:r>
-              <w:rPr>
-                <w:sz w:val="22"/>
-                <w:szCs w:val="22"/>
-              </w:rPr>
-              <w:t xml:space="preserve"> 1.3µs</w:t>
+              <w:t>NMT 1.3µs</w:t>
             </w:r>
           </w:p>
         </w:tc>
@@ -23518,21 +22630,7 @@
               <w:rPr>
                 <w:rFonts w:cstheme="minorHAnsi"/>
               </w:rPr>
-              <w:t xml:space="preserve">Transfer 1400 Liters of </w:t>
-            </w:r>
-            <w:proofErr w:type="spellStart"/>
-            <w:r>
-              <w:rPr>
-                <w:rFonts w:cstheme="minorHAnsi"/>
-              </w:rPr>
-              <w:t>WFI</w:t>
-            </w:r>
-            <w:proofErr w:type="spellEnd"/>
-            <w:r>
-              <w:rPr>
-                <w:rFonts w:cstheme="minorHAnsi"/>
-              </w:rPr>
-              <w:t xml:space="preserve"> required into the appropriate mixing vat</w:t>
+              <w:t>Transfer 1400 Liters of WFI required into the appropriate mixing vat</w:t>
             </w:r>
           </w:p>
         </w:tc>
@@ -23810,21 +22908,7 @@
               <w:rPr>
                 <w:rFonts w:cstheme="minorHAnsi"/>
               </w:rPr>
-              <w:t xml:space="preserve">Stir until </w:t>
-            </w:r>
-            <w:proofErr w:type="gramStart"/>
-            <w:r>
-              <w:rPr>
-                <w:rFonts w:cstheme="minorHAnsi"/>
-              </w:rPr>
-              <w:t>an</w:t>
-            </w:r>
-            <w:proofErr w:type="gramEnd"/>
-            <w:r>
-              <w:rPr>
-                <w:rFonts w:cstheme="minorHAnsi"/>
-              </w:rPr>
-              <w:t xml:space="preserve"> homogenous solution is obtained</w:t>
+              <w:t>Stir until an homogenous solution is obtained</w:t>
             </w:r>
           </w:p>
         </w:tc>
@@ -23934,7 +23018,6 @@
               </w:rPr>
               <w:t xml:space="preserve">Switch off the stirrer and make the volume of the solution with sterile </w:t>
             </w:r>
-            <w:proofErr w:type="spellStart"/>
             <w:r>
               <w:rPr>
                 <w:rFonts w:cstheme="minorHAnsi"/>
@@ -23945,14 +23028,7 @@
               <w:rPr>
                 <w:rFonts w:cstheme="minorHAnsi"/>
               </w:rPr>
-              <w:t>pyrogenic</w:t>
-            </w:r>
-            <w:proofErr w:type="spellEnd"/>
-            <w:r>
-              <w:rPr>
-                <w:rFonts w:cstheme="minorHAnsi"/>
-              </w:rPr>
-              <w:t xml:space="preserve"> water to the batch volume</w:t>
+              <w:t>pyrogenic water to the batch volume</w:t>
             </w:r>
           </w:p>
         </w:tc>
@@ -24508,43 +23584,7 @@
                 <w:b/>
                 <w:bCs/>
               </w:rPr>
-              <w:t xml:space="preserve">0.8 </w:t>
-            </w:r>
-            <w:proofErr w:type="spellStart"/>
-            <w:r>
-              <w:rPr>
-                <w:rFonts w:cstheme="minorHAnsi"/>
-                <w:b/>
-                <w:bCs/>
-              </w:rPr>
-              <w:t>whatman</w:t>
-            </w:r>
-            <w:proofErr w:type="spellEnd"/>
-            <w:r>
-              <w:rPr>
-                <w:rFonts w:cstheme="minorHAnsi"/>
-                <w:b/>
-                <w:bCs/>
-              </w:rPr>
-              <w:t xml:space="preserve"> filter as pre-filter, then 0.45and </w:t>
-            </w:r>
-            <w:proofErr w:type="gramStart"/>
-            <w:r>
-              <w:rPr>
-                <w:rFonts w:cstheme="minorHAnsi"/>
-                <w:b/>
-                <w:bCs/>
-              </w:rPr>
-              <w:t>0.2 micron</w:t>
-            </w:r>
-            <w:proofErr w:type="gramEnd"/>
-            <w:r>
-              <w:rPr>
-                <w:rFonts w:cstheme="minorHAnsi"/>
-                <w:b/>
-                <w:bCs/>
-              </w:rPr>
-              <w:t xml:space="preserve"> filters</w:t>
+              <w:t>0.8 whatman filter as pre-filter, then 0.45and 0.2 micron filters</w:t>
             </w:r>
             <w:r>
               <w:rPr>
@@ -24903,15 +23943,6 @@
               </w:rPr>
               <w:t>2</w:t>
             </w:r>
-            <w:r>
-              <w:rPr>
-                <w:rFonts w:cstheme="minorHAnsi"/>
-                <w:b/>
-                <w:sz w:val="22"/>
-                <w:szCs w:val="22"/>
-              </w:rPr>
-              <w:t>5</w:t>
-            </w:r>
           </w:p>
         </w:tc>
       </w:tr>
@@ -25102,7 +24133,6 @@
                 <w:szCs w:val="22"/>
               </w:rPr>
             </w:pPr>
-            <w:proofErr w:type="spellStart"/>
             <w:r>
               <w:rPr>
                 <w:rFonts w:cstheme="minorHAnsi"/>
@@ -25110,9 +24140,8 @@
                 <w:sz w:val="22"/>
                 <w:szCs w:val="22"/>
               </w:rPr>
-              <w:t>STP</w:t>
-            </w:r>
-            <w:proofErr w:type="spellEnd"/>
+              <w:t xml:space="preserve">STP Ref no: </w:t>
+            </w:r>
             <w:r>
               <w:rPr>
                 <w:rFonts w:cstheme="minorHAnsi"/>
@@ -25120,9 +24149,8 @@
                 <w:sz w:val="22"/>
                 <w:szCs w:val="22"/>
               </w:rPr>
-              <w:t xml:space="preserve"> Ref no: </w:t>
-            </w:r>
-            <w:proofErr w:type="spellStart"/>
+              <w:t>BML/QA/STP/FP</w:t>
+            </w:r>
             <w:r>
               <w:rPr>
                 <w:rFonts w:cstheme="minorHAnsi"/>
@@ -25130,58 +24158,8 @@
                 <w:sz w:val="22"/>
                 <w:szCs w:val="22"/>
               </w:rPr>
-              <w:t>BML</w:t>
-            </w:r>
-            <w:proofErr w:type="spellEnd"/>
-            <w:r>
-              <w:rPr>
-                <w:rFonts w:cstheme="minorHAnsi"/>
-                <w:b/>
-                <w:sz w:val="22"/>
-                <w:szCs w:val="22"/>
-              </w:rPr>
-              <w:t>/QA/</w:t>
-            </w:r>
-            <w:proofErr w:type="spellStart"/>
-            <w:r>
-              <w:rPr>
-                <w:rFonts w:cstheme="minorHAnsi"/>
-                <w:b/>
-                <w:sz w:val="22"/>
-                <w:szCs w:val="22"/>
-              </w:rPr>
-              <w:t>STP</w:t>
-            </w:r>
-            <w:proofErr w:type="spellEnd"/>
-            <w:r>
-              <w:rPr>
-                <w:rFonts w:cstheme="minorHAnsi"/>
-                <w:b/>
-                <w:sz w:val="22"/>
-                <w:szCs w:val="22"/>
-              </w:rPr>
-              <w:t>/</w:t>
-            </w:r>
-            <w:proofErr w:type="spellStart"/>
-            <w:r>
-              <w:rPr>
-                <w:rFonts w:cstheme="minorHAnsi"/>
-                <w:b/>
-                <w:sz w:val="22"/>
-                <w:szCs w:val="22"/>
-              </w:rPr>
-              <w:t>FP</w:t>
-            </w:r>
-            <w:r>
-              <w:rPr>
-                <w:rFonts w:cstheme="minorHAnsi"/>
-                <w:b/>
-                <w:sz w:val="22"/>
-                <w:szCs w:val="22"/>
-              </w:rPr>
               <w:t>F</w:t>
             </w:r>
-            <w:proofErr w:type="spellEnd"/>
             <w:r>
               <w:rPr>
                 <w:rFonts w:cstheme="minorHAnsi"/>
@@ -27795,27 +26773,7 @@
                 <w:sz w:val="22"/>
                 <w:szCs w:val="22"/>
               </w:rPr>
-              <w:t xml:space="preserve">Remark: The batch is released / not released for filling. (Attach the released slip into the </w:t>
-            </w:r>
-            <w:proofErr w:type="spellStart"/>
-            <w:r>
-              <w:rPr>
-                <w:rFonts w:cstheme="minorHAnsi"/>
-                <w:b/>
-                <w:sz w:val="22"/>
-                <w:szCs w:val="22"/>
-              </w:rPr>
-              <w:t>BMR</w:t>
-            </w:r>
-            <w:proofErr w:type="spellEnd"/>
-            <w:r>
-              <w:rPr>
-                <w:rFonts w:cstheme="minorHAnsi"/>
-                <w:b/>
-                <w:sz w:val="22"/>
-                <w:szCs w:val="22"/>
-              </w:rPr>
-              <w:t>)</w:t>
+              <w:t>Remark: The batch is released / not released for filling. (Attach the released slip into the BMR)</w:t>
             </w:r>
           </w:p>
           <w:p>
@@ -27884,29 +26842,7 @@
                 <w:lang w:val="en-GB"/>
               </w:rPr>
               <w:tab/>
-              <w:t xml:space="preserve">                                                                                    </w:t>
-            </w:r>
-            <w:proofErr w:type="spellStart"/>
-            <w:r>
-              <w:rPr>
-                <w:rFonts w:cstheme="minorHAnsi"/>
-                <w:b/>
-                <w:sz w:val="22"/>
-                <w:szCs w:val="22"/>
-                <w:lang w:val="en-GB"/>
-              </w:rPr>
-              <w:t>Q.C</w:t>
-            </w:r>
-            <w:proofErr w:type="spellEnd"/>
-            <w:r>
-              <w:rPr>
-                <w:rFonts w:cstheme="minorHAnsi"/>
-                <w:b/>
-                <w:sz w:val="22"/>
-                <w:szCs w:val="22"/>
-                <w:lang w:val="en-GB"/>
-              </w:rPr>
-              <w:t xml:space="preserve"> Head</w:t>
+              <w:t xml:space="preserve">                                                                                    Q.C Head</w:t>
             </w:r>
           </w:p>
           <w:p>
@@ -28665,27 +27601,7 @@
                 <w:szCs w:val="21"/>
                 <w:lang w:val="fr-FR"/>
               </w:rPr>
-              <w:t>BL/</w:t>
-            </w:r>
-            <w:proofErr w:type="spellStart"/>
-            <w:r>
-              <w:rPr>
-                <w:rFonts w:cstheme="minorHAnsi"/>
-                <w:sz w:val="21"/>
-                <w:szCs w:val="21"/>
-                <w:lang w:val="fr-FR"/>
-              </w:rPr>
-              <w:t>PTB</w:t>
-            </w:r>
-            <w:proofErr w:type="spellEnd"/>
-            <w:r>
-              <w:rPr>
-                <w:rFonts w:cstheme="minorHAnsi"/>
-                <w:sz w:val="21"/>
-                <w:szCs w:val="21"/>
-                <w:lang w:val="fr-FR"/>
-              </w:rPr>
-              <w:t>/PE/001</w:t>
+              <w:t>BL/PTB/PE/001</w:t>
             </w:r>
           </w:p>
         </w:tc>
@@ -28845,11 +27761,9 @@
               <w:spacing w:after="0" w:line="480" w:lineRule="auto"/>
               <w:jc w:val="center"/>
             </w:pPr>
-            <w:proofErr w:type="spellStart"/>
             <w:r>
               <w:t>Colourless</w:t>
             </w:r>
-            <w:proofErr w:type="spellEnd"/>
           </w:p>
         </w:tc>
         <w:tc>
@@ -29030,13 +27944,8 @@
               <w:spacing w:after="0" w:line="480" w:lineRule="auto"/>
               <w:jc w:val="center"/>
             </w:pPr>
-            <w:proofErr w:type="spellStart"/>
-            <w:r>
-              <w:t>NMT</w:t>
-            </w:r>
-            <w:proofErr w:type="spellEnd"/>
-            <w:r>
-              <w:t xml:space="preserve"> 1.3µs</w:t>
+            <w:r>
+              <w:t>NMT 1.3µs</w:t>
             </w:r>
           </w:p>
         </w:tc>
@@ -29637,35 +28546,7 @@
               <w:rPr>
                 <w:rFonts w:cstheme="minorHAnsi"/>
               </w:rPr>
-              <w:t xml:space="preserve">Rinse filling machine with 75 </w:t>
-            </w:r>
-            <w:proofErr w:type="spellStart"/>
-            <w:r>
-              <w:rPr>
-                <w:rFonts w:cstheme="minorHAnsi"/>
-              </w:rPr>
-              <w:t>litres</w:t>
-            </w:r>
-            <w:proofErr w:type="spellEnd"/>
-            <w:r>
-              <w:rPr>
-                <w:rFonts w:cstheme="minorHAnsi"/>
-              </w:rPr>
-              <w:t xml:space="preserve"> of hot sterile </w:t>
-            </w:r>
-            <w:proofErr w:type="spellStart"/>
-            <w:r>
-              <w:rPr>
-                <w:rFonts w:cstheme="minorHAnsi"/>
-              </w:rPr>
-              <w:t>apyrogenic</w:t>
-            </w:r>
-            <w:proofErr w:type="spellEnd"/>
-            <w:r>
-              <w:rPr>
-                <w:rFonts w:cstheme="minorHAnsi"/>
-              </w:rPr>
-              <w:t xml:space="preserve"> water</w:t>
+              <w:t>Rinse filling machine with 75 litres of hot sterile apyrogenic water</w:t>
             </w:r>
           </w:p>
         </w:tc>
@@ -29777,21 +28658,7 @@
               <w:rPr>
                 <w:rFonts w:cstheme="minorHAnsi"/>
               </w:rPr>
-              <w:t xml:space="preserve">Rinse filling machine with 15 </w:t>
-            </w:r>
-            <w:proofErr w:type="spellStart"/>
-            <w:r>
-              <w:rPr>
-                <w:rFonts w:cstheme="minorHAnsi"/>
-              </w:rPr>
-              <w:t>litres</w:t>
-            </w:r>
-            <w:proofErr w:type="spellEnd"/>
-            <w:r>
-              <w:rPr>
-                <w:rFonts w:cstheme="minorHAnsi"/>
-              </w:rPr>
-              <w:t xml:space="preserve"> of prepared product</w:t>
+              <w:t>Rinse filling machine with 15 litres of prepared product</w:t>
             </w:r>
           </w:p>
         </w:tc>
@@ -31197,25 +30064,7 @@
                 <w:sz w:val="20"/>
                 <w:szCs w:val="20"/>
               </w:rPr>
-              <w:t xml:space="preserve">Adjust the volume to not less than </w:t>
-            </w:r>
-            <w:proofErr w:type="gramStart"/>
-            <w:r>
-              <w:rPr>
-                <w:rFonts w:cstheme="minorHAnsi"/>
-                <w:sz w:val="20"/>
-                <w:szCs w:val="20"/>
-              </w:rPr>
-              <w:t>the expected</w:t>
-            </w:r>
-            <w:proofErr w:type="gramEnd"/>
-            <w:r>
-              <w:rPr>
-                <w:rFonts w:cstheme="minorHAnsi"/>
-                <w:sz w:val="20"/>
-                <w:szCs w:val="20"/>
-              </w:rPr>
-              <w:t xml:space="preserve"> final volume. </w:t>
+              <w:t xml:space="preserve">Adjust the volume to not less than the expected final volume. </w:t>
             </w:r>
           </w:p>
           <w:p>
@@ -31238,25 +30087,7 @@
                 <w:sz w:val="20"/>
                 <w:szCs w:val="20"/>
               </w:rPr>
-              <w:t xml:space="preserve">Cross check </w:t>
-            </w:r>
-            <w:proofErr w:type="gramStart"/>
-            <w:r>
-              <w:rPr>
-                <w:rFonts w:cstheme="minorHAnsi"/>
-                <w:sz w:val="20"/>
-                <w:szCs w:val="20"/>
-              </w:rPr>
-              <w:t>using measuring</w:t>
-            </w:r>
-            <w:proofErr w:type="gramEnd"/>
-            <w:r>
-              <w:rPr>
-                <w:rFonts w:cstheme="minorHAnsi"/>
-                <w:sz w:val="20"/>
-                <w:szCs w:val="20"/>
-              </w:rPr>
-              <w:t xml:space="preserve"> cylinder at delivery point of the nozzles. </w:t>
+              <w:t xml:space="preserve">Cross check using measuring cylinder at delivery point of the nozzles. </w:t>
             </w:r>
           </w:p>
           <w:p>
@@ -31279,25 +30110,7 @@
                 <w:sz w:val="20"/>
                 <w:szCs w:val="20"/>
               </w:rPr>
-              <w:t xml:space="preserve">Check the volume of filled pouch by cutting with a </w:t>
-            </w:r>
-            <w:proofErr w:type="gramStart"/>
-            <w:r>
-              <w:rPr>
-                <w:rFonts w:cstheme="minorHAnsi"/>
-                <w:sz w:val="20"/>
-                <w:szCs w:val="20"/>
-              </w:rPr>
-              <w:t>stainless steel</w:t>
-            </w:r>
-            <w:proofErr w:type="gramEnd"/>
-            <w:r>
-              <w:rPr>
-                <w:rFonts w:cstheme="minorHAnsi"/>
-                <w:sz w:val="20"/>
-                <w:szCs w:val="20"/>
-              </w:rPr>
-              <w:t xml:space="preserve"> scissors and measure the content volume using a measuring cylinder</w:t>
+              <w:t>Check the volume of filled pouch by cutting with a stainless steel scissors and measure the content volume using a measuring cylinder</w:t>
             </w:r>
           </w:p>
           <w:p>
@@ -34821,18 +33634,8 @@
                 <w:sz w:val="20"/>
                 <w:szCs w:val="20"/>
               </w:rPr>
-              <w:t xml:space="preserve">Retention sample with </w:t>
-            </w:r>
-            <w:proofErr w:type="spellStart"/>
-            <w:r>
-              <w:rPr>
-                <w:color w:val="000000" w:themeColor="text1"/>
-                <w:sz w:val="20"/>
-                <w:szCs w:val="20"/>
-              </w:rPr>
-              <w:t>BMR</w:t>
-            </w:r>
-            <w:proofErr w:type="spellEnd"/>
+              <w:t>Retention sample with BMR</w:t>
+            </w:r>
             <w:r>
               <w:rPr>
                 <w:color w:val="000000" w:themeColor="text1"/>
@@ -35084,27 +33887,7 @@
                 <w:sz w:val="18"/>
                 <w:szCs w:val="18"/>
               </w:rPr>
-              <w:t xml:space="preserve"> </w:t>
-            </w:r>
-            <w:proofErr w:type="spellStart"/>
-            <w:r>
-              <w:rPr>
-                <w:b/>
-                <w:bCs/>
-                <w:sz w:val="18"/>
-                <w:szCs w:val="18"/>
-              </w:rPr>
-              <w:t>BML</w:t>
-            </w:r>
-            <w:proofErr w:type="spellEnd"/>
-            <w:r>
-              <w:rPr>
-                <w:b/>
-                <w:bCs/>
-                <w:sz w:val="18"/>
-                <w:szCs w:val="18"/>
-              </w:rPr>
-              <w:t xml:space="preserve">/PR/031                          Done by: </w:t>
+              <w:t xml:space="preserve"> BML/PR/031                          Done by: </w:t>
             </w:r>
           </w:p>
         </w:tc>
@@ -36009,7 +34792,6 @@
                       <w:szCs w:val="20"/>
                     </w:rPr>
                   </w:pPr>
-                  <w:proofErr w:type="spellStart"/>
                   <w:r>
                     <w:rPr>
                       <w:rFonts w:cstheme="minorHAnsi"/>
@@ -36017,17 +34799,7 @@
                       <w:sz w:val="20"/>
                       <w:szCs w:val="20"/>
                     </w:rPr>
-                    <w:t>Pharmalab</w:t>
-                  </w:r>
-                  <w:proofErr w:type="spellEnd"/>
-                  <w:r>
-                    <w:rPr>
-                      <w:rFonts w:cstheme="minorHAnsi"/>
-                      <w:i/>
-                      <w:sz w:val="20"/>
-                      <w:szCs w:val="20"/>
-                    </w:rPr>
-                    <w:t xml:space="preserve"> Autoclave </w:t>
+                    <w:t xml:space="preserve">Pharmalab Autoclave </w:t>
                   </w:r>
                 </w:p>
               </w:tc>
@@ -41782,23 +40554,7 @@
                       <w:sz w:val="20"/>
                       <w:szCs w:val="20"/>
                     </w:rPr>
-                    <w:t xml:space="preserve"> &amp; attach to </w:t>
-                  </w:r>
-                  <w:proofErr w:type="spellStart"/>
-                  <w:r>
-                    <w:rPr>
-                      <w:sz w:val="20"/>
-                      <w:szCs w:val="20"/>
-                    </w:rPr>
-                    <w:t>BMR</w:t>
-                  </w:r>
-                  <w:proofErr w:type="spellEnd"/>
-                  <w:r>
-                    <w:rPr>
-                      <w:sz w:val="20"/>
-                      <w:szCs w:val="20"/>
-                    </w:rPr>
-                    <w:t>.</w:t>
+                    <w:t xml:space="preserve"> &amp; attach to BMR.</w:t>
                   </w:r>
                 </w:p>
               </w:tc>
@@ -41961,7 +40717,7 @@
                     </wp:anchor>
                   </w:drawing>
                 </mc:Choice>
-                <mc:Fallback>
+                <mc:Fallback xmlns:w16sdtfl="http://schemas.microsoft.com/office/word/2024/wordml/sdtformatlock" xmlns:w16du="http://schemas.microsoft.com/office/word/2023/wordml/word16du">
                   <w:pict>
                     <v:shapetype w14:anchorId="38774CB7" id="_x0000_t32" coordsize="21600,21600" o:spt="32" o:oned="t" path="m,l21600,21600e" filled="f">
                       <v:path arrowok="t" fillok="f" o:connecttype="none"/>
@@ -42724,24 +41480,15 @@
                 <w:rFonts w:cstheme="minorHAnsi"/>
                 <w:color w:val="FF0000"/>
               </w:rPr>
-              <w:t xml:space="preserve">Check the coded Cartons for details of coding and if </w:t>
-            </w:r>
-            <w:proofErr w:type="gramStart"/>
+              <w:t>Check the coded Cartons for details of coding and if it tall</w:t>
+            </w:r>
             <w:r>
               <w:rPr>
                 <w:rFonts w:cstheme="minorHAnsi"/>
                 <w:color w:val="FF0000"/>
               </w:rPr>
-              <w:t>it tall</w:t>
-            </w:r>
-            <w:r>
-              <w:rPr>
-                <w:rFonts w:cstheme="minorHAnsi"/>
-                <w:color w:val="FF0000"/>
-              </w:rPr>
               <w:t>ies</w:t>
             </w:r>
-            <w:proofErr w:type="gramEnd"/>
             <w:r>
               <w:rPr>
                 <w:rFonts w:cstheme="minorHAnsi"/>
@@ -45327,25 +44074,7 @@
                 <w:sz w:val="21"/>
                 <w:szCs w:val="21"/>
               </w:rPr>
-              <w:t xml:space="preserve">QA pouch sample ( must be attached to </w:t>
-            </w:r>
-            <w:proofErr w:type="spellStart"/>
-            <w:r>
-              <w:rPr>
-                <w:rFonts w:cstheme="minorHAnsi"/>
-                <w:sz w:val="21"/>
-                <w:szCs w:val="21"/>
-              </w:rPr>
-              <w:t>BMR</w:t>
-            </w:r>
-            <w:proofErr w:type="spellEnd"/>
-            <w:r>
-              <w:rPr>
-                <w:rFonts w:cstheme="minorHAnsi"/>
-                <w:sz w:val="21"/>
-                <w:szCs w:val="21"/>
-              </w:rPr>
-              <w:t>)</w:t>
+              <w:t>QA pouch sample ( must be attached to BMR)</w:t>
             </w:r>
           </w:p>
         </w:tc>
@@ -45813,23 +44542,7 @@
                 <w:sz w:val="22"/>
                 <w:szCs w:val="22"/>
               </w:rPr>
-              <w:t xml:space="preserve"> (if any)…………………………………………………………………………………………………………</w:t>
-            </w:r>
-            <w:proofErr w:type="gramStart"/>
-            <w:r>
-              <w:rPr>
-                <w:sz w:val="22"/>
-                <w:szCs w:val="22"/>
-              </w:rPr>
-              <w:t>…..</w:t>
-            </w:r>
-            <w:proofErr w:type="gramEnd"/>
-            <w:r>
-              <w:rPr>
-                <w:sz w:val="22"/>
-                <w:szCs w:val="22"/>
-              </w:rPr>
-              <w:t>…………………….</w:t>
+              <w:t xml:space="preserve"> (if any)……………………………………………………………………………………………………………..…………………….</w:t>
             </w:r>
           </w:p>
           <w:p>
@@ -45916,21 +44629,7 @@
         <w:rPr>
           <w:rFonts w:cstheme="minorHAnsi"/>
         </w:rPr>
-        <w:t xml:space="preserve">The above-mentioned batch has been manufactured in accordance with In-House &amp; </w:t>
-      </w:r>
-      <w:proofErr w:type="spellStart"/>
-      <w:r>
-        <w:rPr>
-          <w:rFonts w:cstheme="minorHAnsi"/>
-        </w:rPr>
-        <w:t>B.P</w:t>
-      </w:r>
-      <w:proofErr w:type="spellEnd"/>
-      <w:r>
-        <w:rPr>
-          <w:rFonts w:cstheme="minorHAnsi"/>
-        </w:rPr>
-        <w:t xml:space="preserve">/USP, Specifications following </w:t>
+        <w:t xml:space="preserve">The above-mentioned batch has been manufactured in accordance with In-House &amp; B.P/USP, Specifications following </w:t>
       </w:r>
       <w:r>
         <w:rPr>
@@ -45942,21 +44641,7 @@
         <w:rPr>
           <w:rFonts w:cstheme="minorHAnsi"/>
         </w:rPr>
-        <w:t xml:space="preserve"> and </w:t>
-      </w:r>
-      <w:proofErr w:type="gramStart"/>
-      <w:r>
-        <w:rPr>
-          <w:rFonts w:cstheme="minorHAnsi"/>
-        </w:rPr>
-        <w:t>is</w:t>
-      </w:r>
-      <w:proofErr w:type="gramEnd"/>
-      <w:r>
-        <w:rPr>
-          <w:rFonts w:cstheme="minorHAnsi"/>
-        </w:rPr>
-        <w:t xml:space="preserve"> duly released for sales after all production records, environmental monitoring records and Q.C. analytical reports are checked and found to be satisfactory.</w:t>
+        <w:t xml:space="preserve"> and is duly released for sales after all production records, environmental monitoring records and Q.C. analytical reports are checked and found to be satisfactory.</w:t>
       </w:r>
     </w:p>
     <w:bookmarkEnd w:id="4"/>
@@ -47207,25 +45892,7 @@
                 <w:b/>
                 <w:color w:val="000000"/>
               </w:rPr>
-              <w:t xml:space="preserve">QUALITY CONTROL REPORT AND </w:t>
-            </w:r>
-            <w:proofErr w:type="spellStart"/>
-            <w:r>
-              <w:rPr>
-                <w:rFonts w:cs="Times New Roman"/>
-                <w:b/>
-                <w:color w:val="000000"/>
-              </w:rPr>
-              <w:t>MISCELLANOUS</w:t>
-            </w:r>
-            <w:proofErr w:type="spellEnd"/>
-            <w:r>
-              <w:rPr>
-                <w:rFonts w:cs="Times New Roman"/>
-                <w:b/>
-                <w:color w:val="000000"/>
-              </w:rPr>
-              <w:t xml:space="preserve"> DOCUMENTS (Checked by QA)</w:t>
+              <w:t>QUALITY CONTROL REPORT AND MISCELLANOUS DOCUMENTS (Checked by QA)</w:t>
             </w:r>
           </w:p>
         </w:tc>
@@ -47812,13 +46479,8 @@
           </w:tcPr>
           <w:p>
             <w:bookmarkStart w:id="5" w:name="_Hlk187223115"/>
-            <w:proofErr w:type="spellStart"/>
-            <w:r>
-              <w:t>BMR</w:t>
-            </w:r>
-            <w:proofErr w:type="spellEnd"/>
-            <w:r>
-              <w:t xml:space="preserve"> CHECKED BY:</w:t>
+            <w:r>
+              <w:t>BMR CHECKED BY:</w:t>
             </w:r>
           </w:p>
           <w:p/>
@@ -47865,7 +46527,7 @@
 </file>
 
 <file path=word/endnotes.xml><?xml version="1.0" encoding="utf-8"?>
-<w:endnotes xmlns:wpc="http://schemas.microsoft.com/office/word/2010/wordprocessingCanvas" xmlns:cx="http://schemas.microsoft.com/office/drawing/2014/chartex" xmlns:cx1="http://schemas.microsoft.com/office/drawing/2015/9/8/chartex" xmlns:cx2="http://schemas.microsoft.com/office/drawing/2015/10/21/chartex" xmlns:cx3="http://schemas.microsoft.com/office/drawing/2016/5/9/chartex" xmlns:cx4="http://schemas.microsoft.com/office/drawing/2016/5/10/chartex" xmlns:cx5="http://schemas.microsoft.com/office/drawing/2016/5/11/chartex" xmlns:cx6="http://schemas.microsoft.com/office/drawing/2016/5/12/chartex" xmlns:cx7="http://schemas.microsoft.com/office/drawing/2016/5/13/chartex" xmlns:cx8="http://schemas.microsoft.com/office/drawing/2016/5/14/chartex" xmlns:mc="http://schemas.openxmlformats.org/markup-compatibility/2006" xmlns:aink="http://schemas.microsoft.com/office/drawing/2016/ink" xmlns:am3d="http://schemas.microsoft.com/office/drawing/2017/model3d" xmlns:o="urn:schemas-microsoft-com:office:office" xmlns:oel="http://schemas.microsoft.com/office/2019/extlst" xmlns:r="http://schemas.openxmlformats.org/officeDocument/2006/relationships" xmlns:m="http://schemas.openxmlformats.org/officeDocument/2006/math" xmlns:v="urn:schemas-microsoft-com:vml" xmlns:wp14="http://schemas.microsoft.com/office/word/2010/wordprocessingDrawing" xmlns:wp="http://schemas.openxmlformats.org/drawingml/2006/wordprocessingDrawing" xmlns:w10="urn:schemas-microsoft-com:office:word" xmlns:w="http://schemas.openxmlformats.org/wordprocessingml/2006/main" xmlns:w14="http://schemas.microsoft.com/office/word/2010/wordml" xmlns:w15="http://schemas.microsoft.com/office/word/2012/wordml" xmlns:w16cex="http://schemas.microsoft.com/office/word/2018/wordml/cex" xmlns:w16cid="http://schemas.microsoft.com/office/word/2016/wordml/cid" xmlns:w16="http://schemas.microsoft.com/office/word/2018/wordml" xmlns:w16du="http://schemas.microsoft.com/office/word/2023/wordml/word16du" xmlns:w16sdtdh="http://schemas.microsoft.com/office/word/2020/wordml/sdtdatahash" xmlns:w16sdtfl="http://schemas.microsoft.com/office/word/2024/wordml/sdtformatlock" xmlns:w16se="http://schemas.microsoft.com/office/word/2015/wordml/symex" xmlns:wpg="http://schemas.microsoft.com/office/word/2010/wordprocessingGroup" xmlns:wpi="http://schemas.microsoft.com/office/word/2010/wordprocessingInk" xmlns:wne="http://schemas.microsoft.com/office/word/2006/wordml" xmlns:wps="http://schemas.microsoft.com/office/word/2010/wordprocessingShape" mc:Ignorable="w14 w15 w16se w16cid w16 w16cex w16sdtdh w16sdtfl w16du wp14">
+<w:endnotes xmlns:wpc="http://schemas.microsoft.com/office/word/2010/wordprocessingCanvas" xmlns:cx="http://schemas.microsoft.com/office/drawing/2014/chartex" xmlns:cx1="http://schemas.microsoft.com/office/drawing/2015/9/8/chartex" xmlns:cx2="http://schemas.microsoft.com/office/drawing/2015/10/21/chartex" xmlns:cx3="http://schemas.microsoft.com/office/drawing/2016/5/9/chartex" xmlns:cx4="http://schemas.microsoft.com/office/drawing/2016/5/10/chartex" xmlns:cx5="http://schemas.microsoft.com/office/drawing/2016/5/11/chartex" xmlns:cx6="http://schemas.microsoft.com/office/drawing/2016/5/12/chartex" xmlns:cx7="http://schemas.microsoft.com/office/drawing/2016/5/13/chartex" xmlns:cx8="http://schemas.microsoft.com/office/drawing/2016/5/14/chartex" xmlns:mc="http://schemas.openxmlformats.org/markup-compatibility/2006" xmlns:aink="http://schemas.microsoft.com/office/drawing/2016/ink" xmlns:am3d="http://schemas.microsoft.com/office/drawing/2017/model3d" xmlns:o="urn:schemas-microsoft-com:office:office" xmlns:oel="http://schemas.microsoft.com/office/2019/extlst" xmlns:r="http://schemas.openxmlformats.org/officeDocument/2006/relationships" xmlns:m="http://schemas.openxmlformats.org/officeDocument/2006/math" xmlns:v="urn:schemas-microsoft-com:vml" xmlns:wp14="http://schemas.microsoft.com/office/word/2010/wordprocessingDrawing" xmlns:wp="http://schemas.openxmlformats.org/drawingml/2006/wordprocessingDrawing" xmlns:w10="urn:schemas-microsoft-com:office:word" xmlns:w="http://schemas.openxmlformats.org/wordprocessingml/2006/main" xmlns:w14="http://schemas.microsoft.com/office/word/2010/wordml" xmlns:w15="http://schemas.microsoft.com/office/word/2012/wordml" xmlns:w16cex="http://schemas.microsoft.com/office/word/2018/wordml/cex" xmlns:w16cid="http://schemas.microsoft.com/office/word/2016/wordml/cid" xmlns:w16="http://schemas.microsoft.com/office/word/2018/wordml" xmlns:w16sdtdh="http://schemas.microsoft.com/office/word/2020/wordml/sdtdatahash" xmlns:w16se="http://schemas.microsoft.com/office/word/2015/wordml/symex" xmlns:wpg="http://schemas.microsoft.com/office/word/2010/wordprocessingGroup" xmlns:wpi="http://schemas.microsoft.com/office/word/2010/wordprocessingInk" xmlns:wne="http://schemas.microsoft.com/office/word/2006/wordml" xmlns:wps="http://schemas.microsoft.com/office/word/2010/wordprocessingShape" mc:Ignorable="w14 w15 w16se w16cid w16 w16cex w16sdtdh wp14">
   <w:endnote w:type="separator" w:id="-1">
     <w:p>
       <w:pPr>
@@ -47890,7 +46552,7 @@
 </file>
 
 <file path=word/footer1.xml><?xml version="1.0" encoding="utf-8"?>
-<w:ftr xmlns:wpc="http://schemas.microsoft.com/office/word/2010/wordprocessingCanvas" xmlns:cx="http://schemas.microsoft.com/office/drawing/2014/chartex" xmlns:cx1="http://schemas.microsoft.com/office/drawing/2015/9/8/chartex" xmlns:cx2="http://schemas.microsoft.com/office/drawing/2015/10/21/chartex" xmlns:cx3="http://schemas.microsoft.com/office/drawing/2016/5/9/chartex" xmlns:cx4="http://schemas.microsoft.com/office/drawing/2016/5/10/chartex" xmlns:cx5="http://schemas.microsoft.com/office/drawing/2016/5/11/chartex" xmlns:cx6="http://schemas.microsoft.com/office/drawing/2016/5/12/chartex" xmlns:cx7="http://schemas.microsoft.com/office/drawing/2016/5/13/chartex" xmlns:cx8="http://schemas.microsoft.com/office/drawing/2016/5/14/chartex" xmlns:mc="http://schemas.openxmlformats.org/markup-compatibility/2006" xmlns:aink="http://schemas.microsoft.com/office/drawing/2016/ink" xmlns:am3d="http://schemas.microsoft.com/office/drawing/2017/model3d" xmlns:o="urn:schemas-microsoft-com:office:office" xmlns:oel="http://schemas.microsoft.com/office/2019/extlst" xmlns:r="http://schemas.openxmlformats.org/officeDocument/2006/relationships" xmlns:m="http://schemas.openxmlformats.org/officeDocument/2006/math" xmlns:v="urn:schemas-microsoft-com:vml" xmlns:wp14="http://schemas.microsoft.com/office/word/2010/wordprocessingDrawing" xmlns:wp="http://schemas.openxmlformats.org/drawingml/2006/wordprocessingDrawing" xmlns:w10="urn:schemas-microsoft-com:office:word" xmlns:w="http://schemas.openxmlformats.org/wordprocessingml/2006/main" xmlns:w14="http://schemas.microsoft.com/office/word/2010/wordml" xmlns:w15="http://schemas.microsoft.com/office/word/2012/wordml" xmlns:w16cex="http://schemas.microsoft.com/office/word/2018/wordml/cex" xmlns:w16cid="http://schemas.microsoft.com/office/word/2016/wordml/cid" xmlns:w16="http://schemas.microsoft.com/office/word/2018/wordml" xmlns:w16du="http://schemas.microsoft.com/office/word/2023/wordml/word16du" xmlns:w16sdtdh="http://schemas.microsoft.com/office/word/2020/wordml/sdtdatahash" xmlns:w16sdtfl="http://schemas.microsoft.com/office/word/2024/wordml/sdtformatlock" xmlns:w16se="http://schemas.microsoft.com/office/word/2015/wordml/symex" xmlns:wpg="http://schemas.microsoft.com/office/word/2010/wordprocessingGroup" xmlns:wpi="http://schemas.microsoft.com/office/word/2010/wordprocessingInk" xmlns:wne="http://schemas.microsoft.com/office/word/2006/wordml" xmlns:wps="http://schemas.microsoft.com/office/word/2010/wordprocessingShape" mc:Ignorable="w14 w15 w16se w16cid w16 w16cex w16sdtdh w16sdtfl w16du wp14">
+<w:ftr xmlns:wpc="http://schemas.microsoft.com/office/word/2010/wordprocessingCanvas" xmlns:cx="http://schemas.microsoft.com/office/drawing/2014/chartex" xmlns:cx1="http://schemas.microsoft.com/office/drawing/2015/9/8/chartex" xmlns:cx2="http://schemas.microsoft.com/office/drawing/2015/10/21/chartex" xmlns:cx3="http://schemas.microsoft.com/office/drawing/2016/5/9/chartex" xmlns:cx4="http://schemas.microsoft.com/office/drawing/2016/5/10/chartex" xmlns:cx5="http://schemas.microsoft.com/office/drawing/2016/5/11/chartex" xmlns:cx6="http://schemas.microsoft.com/office/drawing/2016/5/12/chartex" xmlns:cx7="http://schemas.microsoft.com/office/drawing/2016/5/13/chartex" xmlns:cx8="http://schemas.microsoft.com/office/drawing/2016/5/14/chartex" xmlns:mc="http://schemas.openxmlformats.org/markup-compatibility/2006" xmlns:aink="http://schemas.microsoft.com/office/drawing/2016/ink" xmlns:am3d="http://schemas.microsoft.com/office/drawing/2017/model3d" xmlns:o="urn:schemas-microsoft-com:office:office" xmlns:oel="http://schemas.microsoft.com/office/2019/extlst" xmlns:r="http://schemas.openxmlformats.org/officeDocument/2006/relationships" xmlns:m="http://schemas.openxmlformats.org/officeDocument/2006/math" xmlns:v="urn:schemas-microsoft-com:vml" xmlns:wp14="http://schemas.microsoft.com/office/word/2010/wordprocessingDrawing" xmlns:wp="http://schemas.openxmlformats.org/drawingml/2006/wordprocessingDrawing" xmlns:w10="urn:schemas-microsoft-com:office:word" xmlns:w="http://schemas.openxmlformats.org/wordprocessingml/2006/main" xmlns:w14="http://schemas.microsoft.com/office/word/2010/wordml" xmlns:w15="http://schemas.microsoft.com/office/word/2012/wordml" xmlns:w16cex="http://schemas.microsoft.com/office/word/2018/wordml/cex" xmlns:w16cid="http://schemas.microsoft.com/office/word/2016/wordml/cid" xmlns:w16="http://schemas.microsoft.com/office/word/2018/wordml" xmlns:w16sdtdh="http://schemas.microsoft.com/office/word/2020/wordml/sdtdatahash" xmlns:w16se="http://schemas.microsoft.com/office/word/2015/wordml/symex" xmlns:wpg="http://schemas.microsoft.com/office/word/2010/wordprocessingGroup" xmlns:wpi="http://schemas.microsoft.com/office/word/2010/wordprocessingInk" xmlns:wne="http://schemas.microsoft.com/office/word/2006/wordml" xmlns:wps="http://schemas.microsoft.com/office/word/2010/wordprocessingShape" mc:Ignorable="w14 w15 w16se w16cid w16 w16cex w16sdtdh wp14">
   <w:p>
     <w:pPr>
       <w:pStyle w:val="Footer"/>
@@ -47996,7 +46658,7 @@
             </wp:anchor>
           </w:drawing>
         </mc:Choice>
-        <mc:Fallback>
+        <mc:Fallback xmlns:w16sdtfl="http://schemas.microsoft.com/office/word/2024/wordml/sdtformatlock" xmlns:w16du="http://schemas.microsoft.com/office/word/2023/wordml/word16du">
           <w:pict>
             <v:roundrect w14:anchorId="1F014A8E" id="Text Box 1065481099" o:spid="_x0000_s1027" style="position:absolute;margin-left:-48pt;margin-top:16.7pt;width:154.05pt;height:35.15pt;z-index:251661312;visibility:visible;mso-wrap-style:square;mso-width-percent:0;mso-height-percent:0;mso-wrap-distance-left:9pt;mso-wrap-distance-top:0;mso-wrap-distance-right:9pt;mso-wrap-distance-bottom:0;mso-position-horizontal:absolute;mso-position-horizontal-relative:text;mso-position-vertical:absolute;mso-position-vertical-relative:text;mso-width-percent:0;mso-height-percent:0;mso-width-relative:margin;mso-height-relative:margin;v-text-anchor:top" arcsize="10923f" o:gfxdata="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" filled="f" strokecolor="#0070c0" strokeweight="2.25pt">
               <v:textbox>
@@ -48079,7 +46741,7 @@
 </file>
 
 <file path=word/footer2.xml><?xml version="1.0" encoding="utf-8"?>
-<w:ftr xmlns:wpc="http://schemas.microsoft.com/office/word/2010/wordprocessingCanvas" xmlns:cx="http://schemas.microsoft.com/office/drawing/2014/chartex" xmlns:cx1="http://schemas.microsoft.com/office/drawing/2015/9/8/chartex" xmlns:cx2="http://schemas.microsoft.com/office/drawing/2015/10/21/chartex" xmlns:cx3="http://schemas.microsoft.com/office/drawing/2016/5/9/chartex" xmlns:cx4="http://schemas.microsoft.com/office/drawing/2016/5/10/chartex" xmlns:cx5="http://schemas.microsoft.com/office/drawing/2016/5/11/chartex" xmlns:cx6="http://schemas.microsoft.com/office/drawing/2016/5/12/chartex" xmlns:cx7="http://schemas.microsoft.com/office/drawing/2016/5/13/chartex" xmlns:cx8="http://schemas.microsoft.com/office/drawing/2016/5/14/chartex" xmlns:mc="http://schemas.openxmlformats.org/markup-compatibility/2006" xmlns:aink="http://schemas.microsoft.com/office/drawing/2016/ink" xmlns:am3d="http://schemas.microsoft.com/office/drawing/2017/model3d" xmlns:o="urn:schemas-microsoft-com:office:office" xmlns:oel="http://schemas.microsoft.com/office/2019/extlst" xmlns:r="http://schemas.openxmlformats.org/officeDocument/2006/relationships" xmlns:m="http://schemas.openxmlformats.org/officeDocument/2006/math" xmlns:v="urn:schemas-microsoft-com:vml" xmlns:wp14="http://schemas.microsoft.com/office/word/2010/wordprocessingDrawing" xmlns:wp="http://schemas.openxmlformats.org/drawingml/2006/wordprocessingDrawing" xmlns:w10="urn:schemas-microsoft-com:office:word" xmlns:w="http://schemas.openxmlformats.org/wordprocessingml/2006/main" xmlns:w14="http://schemas.microsoft.com/office/word/2010/wordml" xmlns:w15="http://schemas.microsoft.com/office/word/2012/wordml" xmlns:w16cex="http://schemas.microsoft.com/office/word/2018/wordml/cex" xmlns:w16cid="http://schemas.microsoft.com/office/word/2016/wordml/cid" xmlns:w16="http://schemas.microsoft.com/office/word/2018/wordml" xmlns:w16du="http://schemas.microsoft.com/office/word/2023/wordml/word16du" xmlns:w16sdtdh="http://schemas.microsoft.com/office/word/2020/wordml/sdtdatahash" xmlns:w16sdtfl="http://schemas.microsoft.com/office/word/2024/wordml/sdtformatlock" xmlns:w16se="http://schemas.microsoft.com/office/word/2015/wordml/symex" xmlns:wpg="http://schemas.microsoft.com/office/word/2010/wordprocessingGroup" xmlns:wpi="http://schemas.microsoft.com/office/word/2010/wordprocessingInk" xmlns:wne="http://schemas.microsoft.com/office/word/2006/wordml" xmlns:wps="http://schemas.microsoft.com/office/word/2010/wordprocessingShape" mc:Ignorable="w14 w15 w16se w16cid w16 w16cex w16sdtdh w16sdtfl w16du wp14">
+<w:ftr xmlns:wpc="http://schemas.microsoft.com/office/word/2010/wordprocessingCanvas" xmlns:cx="http://schemas.microsoft.com/office/drawing/2014/chartex" xmlns:cx1="http://schemas.microsoft.com/office/drawing/2015/9/8/chartex" xmlns:cx2="http://schemas.microsoft.com/office/drawing/2015/10/21/chartex" xmlns:cx3="http://schemas.microsoft.com/office/drawing/2016/5/9/chartex" xmlns:cx4="http://schemas.microsoft.com/office/drawing/2016/5/10/chartex" xmlns:cx5="http://schemas.microsoft.com/office/drawing/2016/5/11/chartex" xmlns:cx6="http://schemas.microsoft.com/office/drawing/2016/5/12/chartex" xmlns:cx7="http://schemas.microsoft.com/office/drawing/2016/5/13/chartex" xmlns:cx8="http://schemas.microsoft.com/office/drawing/2016/5/14/chartex" xmlns:mc="http://schemas.openxmlformats.org/markup-compatibility/2006" xmlns:aink="http://schemas.microsoft.com/office/drawing/2016/ink" xmlns:am3d="http://schemas.microsoft.com/office/drawing/2017/model3d" xmlns:o="urn:schemas-microsoft-com:office:office" xmlns:oel="http://schemas.microsoft.com/office/2019/extlst" xmlns:r="http://schemas.openxmlformats.org/officeDocument/2006/relationships" xmlns:m="http://schemas.openxmlformats.org/officeDocument/2006/math" xmlns:v="urn:schemas-microsoft-com:vml" xmlns:wp14="http://schemas.microsoft.com/office/word/2010/wordprocessingDrawing" xmlns:wp="http://schemas.openxmlformats.org/drawingml/2006/wordprocessingDrawing" xmlns:w10="urn:schemas-microsoft-com:office:word" xmlns:w="http://schemas.openxmlformats.org/wordprocessingml/2006/main" xmlns:w14="http://schemas.microsoft.com/office/word/2010/wordml" xmlns:w15="http://schemas.microsoft.com/office/word/2012/wordml" xmlns:w16cex="http://schemas.microsoft.com/office/word/2018/wordml/cex" xmlns:w16cid="http://schemas.microsoft.com/office/word/2016/wordml/cid" xmlns:w16="http://schemas.microsoft.com/office/word/2018/wordml" xmlns:w16sdtdh="http://schemas.microsoft.com/office/word/2020/wordml/sdtdatahash" xmlns:w16se="http://schemas.microsoft.com/office/word/2015/wordml/symex" xmlns:wpg="http://schemas.microsoft.com/office/word/2010/wordprocessingGroup" xmlns:wpi="http://schemas.microsoft.com/office/word/2010/wordprocessingInk" xmlns:wne="http://schemas.microsoft.com/office/word/2006/wordml" xmlns:wps="http://schemas.microsoft.com/office/word/2010/wordprocessingShape" mc:Ignorable="w14 w15 w16se w16cid w16 w16cex w16sdtdh wp14">
   <w:p>
     <w:pPr>
       <w:pStyle w:val="Footer"/>
@@ -48185,7 +46847,7 @@
             </wp:anchor>
           </w:drawing>
         </mc:Choice>
-        <mc:Fallback>
+        <mc:Fallback xmlns:w16sdtfl="http://schemas.microsoft.com/office/word/2024/wordml/sdtformatlock" xmlns:w16du="http://schemas.microsoft.com/office/word/2023/wordml/word16du">
           <w:pict>
             <v:roundrect w14:anchorId="4E6DB632" id="Text Box 331869731" o:spid="_x0000_s1029" style="position:absolute;margin-left:-47.4pt;margin-top:17pt;width:154.05pt;height:35.15pt;z-index:251659264;visibility:visible;mso-wrap-style:square;mso-width-percent:0;mso-height-percent:0;mso-wrap-distance-left:9pt;mso-wrap-distance-top:0;mso-wrap-distance-right:9pt;mso-wrap-distance-bottom:0;mso-position-horizontal:absolute;mso-position-horizontal-relative:text;mso-position-vertical:absolute;mso-position-vertical-relative:text;mso-width-percent:0;mso-height-percent:0;mso-width-relative:margin;mso-height-relative:margin;v-text-anchor:top" arcsize="10923f" o:gfxdata="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" filled="f" strokecolor="#0070c0" strokeweight="2.25pt">
               <v:textbox>
@@ -48268,7 +46930,7 @@
 </file>
 
 <file path=word/footnotes.xml><?xml version="1.0" encoding="utf-8"?>
-<w:footnotes xmlns:wpc="http://schemas.microsoft.com/office/word/2010/wordprocessingCanvas" xmlns:cx="http://schemas.microsoft.com/office/drawing/2014/chartex" xmlns:cx1="http://schemas.microsoft.com/office/drawing/2015/9/8/chartex" xmlns:cx2="http://schemas.microsoft.com/office/drawing/2015/10/21/chartex" xmlns:cx3="http://schemas.microsoft.com/office/drawing/2016/5/9/chartex" xmlns:cx4="http://schemas.microsoft.com/office/drawing/2016/5/10/chartex" xmlns:cx5="http://schemas.microsoft.com/office/drawing/2016/5/11/chartex" xmlns:cx6="http://schemas.microsoft.com/office/drawing/2016/5/12/chartex" xmlns:cx7="http://schemas.microsoft.com/office/drawing/2016/5/13/chartex" xmlns:cx8="http://schemas.microsoft.com/office/drawing/2016/5/14/chartex" xmlns:mc="http://schemas.openxmlformats.org/markup-compatibility/2006" xmlns:aink="http://schemas.microsoft.com/office/drawing/2016/ink" xmlns:am3d="http://schemas.microsoft.com/office/drawing/2017/model3d" xmlns:o="urn:schemas-microsoft-com:office:office" xmlns:oel="http://schemas.microsoft.com/office/2019/extlst" xmlns:r="http://schemas.openxmlformats.org/officeDocument/2006/relationships" xmlns:m="http://schemas.openxmlformats.org/officeDocument/2006/math" xmlns:v="urn:schemas-microsoft-com:vml" xmlns:wp14="http://schemas.microsoft.com/office/word/2010/wordprocessingDrawing" xmlns:wp="http://schemas.openxmlformats.org/drawingml/2006/wordprocessingDrawing" xmlns:w10="urn:schemas-microsoft-com:office:word" xmlns:w="http://schemas.openxmlformats.org/wordprocessingml/2006/main" xmlns:w14="http://schemas.microsoft.com/office/word/2010/wordml" xmlns:w15="http://schemas.microsoft.com/office/word/2012/wordml" xmlns:w16cex="http://schemas.microsoft.com/office/word/2018/wordml/cex" xmlns:w16cid="http://schemas.microsoft.com/office/word/2016/wordml/cid" xmlns:w16="http://schemas.microsoft.com/office/word/2018/wordml" xmlns:w16du="http://schemas.microsoft.com/office/word/2023/wordml/word16du" xmlns:w16sdtdh="http://schemas.microsoft.com/office/word/2020/wordml/sdtdatahash" xmlns:w16sdtfl="http://schemas.microsoft.com/office/word/2024/wordml/sdtformatlock" xmlns:w16se="http://schemas.microsoft.com/office/word/2015/wordml/symex" xmlns:wpg="http://schemas.microsoft.com/office/word/2010/wordprocessingGroup" xmlns:wpi="http://schemas.microsoft.com/office/word/2010/wordprocessingInk" xmlns:wne="http://schemas.microsoft.com/office/word/2006/wordml" xmlns:wps="http://schemas.microsoft.com/office/word/2010/wordprocessingShape" mc:Ignorable="w14 w15 w16se w16cid w16 w16cex w16sdtdh w16sdtfl w16du wp14">
+<w:footnotes xmlns:wpc="http://schemas.microsoft.com/office/word/2010/wordprocessingCanvas" xmlns:cx="http://schemas.microsoft.com/office/drawing/2014/chartex" xmlns:cx1="http://schemas.microsoft.com/office/drawing/2015/9/8/chartex" xmlns:cx2="http://schemas.microsoft.com/office/drawing/2015/10/21/chartex" xmlns:cx3="http://schemas.microsoft.com/office/drawing/2016/5/9/chartex" xmlns:cx4="http://schemas.microsoft.com/office/drawing/2016/5/10/chartex" xmlns:cx5="http://schemas.microsoft.com/office/drawing/2016/5/11/chartex" xmlns:cx6="http://schemas.microsoft.com/office/drawing/2016/5/12/chartex" xmlns:cx7="http://schemas.microsoft.com/office/drawing/2016/5/13/chartex" xmlns:cx8="http://schemas.microsoft.com/office/drawing/2016/5/14/chartex" xmlns:mc="http://schemas.openxmlformats.org/markup-compatibility/2006" xmlns:aink="http://schemas.microsoft.com/office/drawing/2016/ink" xmlns:am3d="http://schemas.microsoft.com/office/drawing/2017/model3d" xmlns:o="urn:schemas-microsoft-com:office:office" xmlns:oel="http://schemas.microsoft.com/office/2019/extlst" xmlns:r="http://schemas.openxmlformats.org/officeDocument/2006/relationships" xmlns:m="http://schemas.openxmlformats.org/officeDocument/2006/math" xmlns:v="urn:schemas-microsoft-com:vml" xmlns:wp14="http://schemas.microsoft.com/office/word/2010/wordprocessingDrawing" xmlns:wp="http://schemas.openxmlformats.org/drawingml/2006/wordprocessingDrawing" xmlns:w10="urn:schemas-microsoft-com:office:word" xmlns:w="http://schemas.openxmlformats.org/wordprocessingml/2006/main" xmlns:w14="http://schemas.microsoft.com/office/word/2010/wordml" xmlns:w15="http://schemas.microsoft.com/office/word/2012/wordml" xmlns:w16cex="http://schemas.microsoft.com/office/word/2018/wordml/cex" xmlns:w16cid="http://schemas.microsoft.com/office/word/2016/wordml/cid" xmlns:w16="http://schemas.microsoft.com/office/word/2018/wordml" xmlns:w16sdtdh="http://schemas.microsoft.com/office/word/2020/wordml/sdtdatahash" xmlns:w16se="http://schemas.microsoft.com/office/word/2015/wordml/symex" xmlns:wpg="http://schemas.microsoft.com/office/word/2010/wordprocessingGroup" xmlns:wpi="http://schemas.microsoft.com/office/word/2010/wordprocessingInk" xmlns:wne="http://schemas.microsoft.com/office/word/2006/wordml" xmlns:wps="http://schemas.microsoft.com/office/word/2010/wordprocessingShape" mc:Ignorable="w14 w15 w16se w16cid w16 w16cex w16sdtdh wp14">
   <w:footnote w:type="separator" w:id="-1">
     <w:p>
       <w:pPr>
@@ -48293,7 +46955,7 @@
 </file>
 
 <file path=word/header1.xml><?xml version="1.0" encoding="utf-8"?>
-<w:hdr xmlns:wpc="http://schemas.microsoft.com/office/word/2010/wordprocessingCanvas" xmlns:cx="http://schemas.microsoft.com/office/drawing/2014/chartex" xmlns:cx1="http://schemas.microsoft.com/office/drawing/2015/9/8/chartex" xmlns:cx2="http://schemas.microsoft.com/office/drawing/2015/10/21/chartex" xmlns:cx3="http://schemas.microsoft.com/office/drawing/2016/5/9/chartex" xmlns:cx4="http://schemas.microsoft.com/office/drawing/2016/5/10/chartex" xmlns:cx5="http://schemas.microsoft.com/office/drawing/2016/5/11/chartex" xmlns:cx6="http://schemas.microsoft.com/office/drawing/2016/5/12/chartex" xmlns:cx7="http://schemas.microsoft.com/office/drawing/2016/5/13/chartex" xmlns:cx8="http://schemas.microsoft.com/office/drawing/2016/5/14/chartex" xmlns:mc="http://schemas.openxmlformats.org/markup-compatibility/2006" xmlns:aink="http://schemas.microsoft.com/office/drawing/2016/ink" xmlns:am3d="http://schemas.microsoft.com/office/drawing/2017/model3d" xmlns:o="urn:schemas-microsoft-com:office:office" xmlns:oel="http://schemas.microsoft.com/office/2019/extlst" xmlns:r="http://schemas.openxmlformats.org/officeDocument/2006/relationships" xmlns:m="http://schemas.openxmlformats.org/officeDocument/2006/math" xmlns:v="urn:schemas-microsoft-com:vml" xmlns:wp14="http://schemas.microsoft.com/office/word/2010/wordprocessingDrawing" xmlns:wp="http://schemas.openxmlformats.org/drawingml/2006/wordprocessingDrawing" xmlns:w10="urn:schemas-microsoft-com:office:word" xmlns:w="http://schemas.openxmlformats.org/wordprocessingml/2006/main" xmlns:w14="http://schemas.microsoft.com/office/word/2010/wordml" xmlns:w15="http://schemas.microsoft.com/office/word/2012/wordml" xmlns:w16cex="http://schemas.microsoft.com/office/word/2018/wordml/cex" xmlns:w16cid="http://schemas.microsoft.com/office/word/2016/wordml/cid" xmlns:w16="http://schemas.microsoft.com/office/word/2018/wordml" xmlns:w16du="http://schemas.microsoft.com/office/word/2023/wordml/word16du" xmlns:w16sdtdh="http://schemas.microsoft.com/office/word/2020/wordml/sdtdatahash" xmlns:w16sdtfl="http://schemas.microsoft.com/office/word/2024/wordml/sdtformatlock" xmlns:w16se="http://schemas.microsoft.com/office/word/2015/wordml/symex" xmlns:wpg="http://schemas.microsoft.com/office/word/2010/wordprocessingGroup" xmlns:wpi="http://schemas.microsoft.com/office/word/2010/wordprocessingInk" xmlns:wne="http://schemas.microsoft.com/office/word/2006/wordml" xmlns:wps="http://schemas.microsoft.com/office/word/2010/wordprocessingShape" mc:Ignorable="w14 w15 w16se w16cid w16 w16cex w16sdtdh w16sdtfl w16du wp14">
+<w:hdr xmlns:wpc="http://schemas.microsoft.com/office/word/2010/wordprocessingCanvas" xmlns:cx="http://schemas.microsoft.com/office/drawing/2014/chartex" xmlns:cx1="http://schemas.microsoft.com/office/drawing/2015/9/8/chartex" xmlns:cx2="http://schemas.microsoft.com/office/drawing/2015/10/21/chartex" xmlns:cx3="http://schemas.microsoft.com/office/drawing/2016/5/9/chartex" xmlns:cx4="http://schemas.microsoft.com/office/drawing/2016/5/10/chartex" xmlns:cx5="http://schemas.microsoft.com/office/drawing/2016/5/11/chartex" xmlns:cx6="http://schemas.microsoft.com/office/drawing/2016/5/12/chartex" xmlns:cx7="http://schemas.microsoft.com/office/drawing/2016/5/13/chartex" xmlns:cx8="http://schemas.microsoft.com/office/drawing/2016/5/14/chartex" xmlns:mc="http://schemas.openxmlformats.org/markup-compatibility/2006" xmlns:aink="http://schemas.microsoft.com/office/drawing/2016/ink" xmlns:am3d="http://schemas.microsoft.com/office/drawing/2017/model3d" xmlns:o="urn:schemas-microsoft-com:office:office" xmlns:oel="http://schemas.microsoft.com/office/2019/extlst" xmlns:r="http://schemas.openxmlformats.org/officeDocument/2006/relationships" xmlns:m="http://schemas.openxmlformats.org/officeDocument/2006/math" xmlns:v="urn:schemas-microsoft-com:vml" xmlns:wp14="http://schemas.microsoft.com/office/word/2010/wordprocessingDrawing" xmlns:wp="http://schemas.openxmlformats.org/drawingml/2006/wordprocessingDrawing" xmlns:w10="urn:schemas-microsoft-com:office:word" xmlns:w="http://schemas.openxmlformats.org/wordprocessingml/2006/main" xmlns:w14="http://schemas.microsoft.com/office/word/2010/wordml" xmlns:w15="http://schemas.microsoft.com/office/word/2012/wordml" xmlns:w16cex="http://schemas.microsoft.com/office/word/2018/wordml/cex" xmlns:w16cid="http://schemas.microsoft.com/office/word/2016/wordml/cid" xmlns:w16="http://schemas.microsoft.com/office/word/2018/wordml" xmlns:w16sdtdh="http://schemas.microsoft.com/office/word/2020/wordml/sdtdatahash" xmlns:w16se="http://schemas.microsoft.com/office/word/2015/wordml/symex" xmlns:wpg="http://schemas.microsoft.com/office/word/2010/wordprocessingGroup" xmlns:wpi="http://schemas.microsoft.com/office/word/2010/wordprocessingInk" xmlns:wne="http://schemas.microsoft.com/office/word/2006/wordml" xmlns:wps="http://schemas.microsoft.com/office/word/2010/wordprocessingShape" mc:Ignorable="w14 w15 w16se w16cid w16 w16cex w16sdtdh wp14">
   <w:tbl>
     <w:tblPr>
       <w:tblW w:w="9841" w:type="dxa"/>
@@ -48422,23 +47084,7 @@
               <w:rFonts w:ascii="Times New Roman" w:hAnsi="Times New Roman" w:cs="Times New Roman"/>
               <w:i/>
             </w:rPr>
-            <w:t xml:space="preserve">1, </w:t>
-          </w:r>
-          <w:proofErr w:type="spellStart"/>
-          <w:r>
-            <w:rPr>
-              <w:rFonts w:ascii="Times New Roman" w:hAnsi="Times New Roman" w:cs="Times New Roman"/>
-              <w:i/>
-            </w:rPr>
-            <w:t>Ohimege</w:t>
-          </w:r>
-          <w:proofErr w:type="spellEnd"/>
-          <w:r>
-            <w:rPr>
-              <w:rFonts w:ascii="Times New Roman" w:hAnsi="Times New Roman" w:cs="Times New Roman"/>
-              <w:i/>
-            </w:rPr>
-            <w:t xml:space="preserve"> Road, Ind. Estate, Ilorin, Kwara State</w:t>
+            <w:t>1, Ohimege Road, Ind. Estate, Ilorin, Kwara State</w:t>
           </w:r>
         </w:p>
         <w:p>
@@ -48596,21 +47242,12 @@
               <w:lang w:val="en-GB"/>
             </w:rPr>
           </w:pPr>
-          <w:proofErr w:type="spellStart"/>
           <w:r>
             <w:rPr>
               <w:b/>
               <w:lang w:val="en-GB"/>
             </w:rPr>
-            <w:t>DARROWS</w:t>
-          </w:r>
-          <w:proofErr w:type="spellEnd"/>
-          <w:r>
-            <w:rPr>
-              <w:b/>
-              <w:lang w:val="en-GB"/>
-            </w:rPr>
-            <w:t xml:space="preserve"> HALF STRENGTH</w:t>
+            <w:t>DARROWS HALF STRENGTH</w:t>
           </w:r>
           <w:r>
             <w:rPr>
@@ -48687,19 +47324,11 @@
               <w:b/>
             </w:rPr>
           </w:pPr>
-          <w:proofErr w:type="spellStart"/>
           <w:r>
             <w:rPr>
               <w:b/>
             </w:rPr>
-            <w:t>MFD</w:t>
-          </w:r>
-          <w:proofErr w:type="spellEnd"/>
-          <w:r>
-            <w:rPr>
-              <w:b/>
-            </w:rPr>
-            <w:t>:</w:t>
+            <w:t>MFD:</w:t>
           </w:r>
         </w:p>
       </w:tc>
@@ -48761,21 +47390,7 @@
             <w:rPr>
               <w:b/>
             </w:rPr>
-            <w:t xml:space="preserve">Batch Size: 1600 </w:t>
-          </w:r>
-          <w:proofErr w:type="spellStart"/>
-          <w:r>
-            <w:rPr>
-              <w:b/>
-            </w:rPr>
-            <w:t>Litres</w:t>
-          </w:r>
-          <w:proofErr w:type="spellEnd"/>
-          <w:r>
-            <w:rPr>
-              <w:b/>
-            </w:rPr>
-            <w:t xml:space="preserve">  </w:t>
+            <w:t xml:space="preserve">Batch Size: 1600 Litres  </w:t>
           </w:r>
         </w:p>
       </w:tc>
@@ -48790,19 +47405,11 @@
               <w:b/>
             </w:rPr>
           </w:pPr>
-          <w:proofErr w:type="spellStart"/>
           <w:r>
             <w:rPr>
               <w:b/>
             </w:rPr>
-            <w:t>EXD</w:t>
-          </w:r>
-          <w:proofErr w:type="spellEnd"/>
-          <w:r>
-            <w:rPr>
-              <w:b/>
-            </w:rPr>
-            <w:t>:</w:t>
+            <w:t>EXD:</w:t>
           </w:r>
         </w:p>
       </w:tc>
@@ -48926,7 +47533,7 @@
             </wp:anchor>
           </w:drawing>
         </mc:Choice>
-        <mc:Fallback>
+        <mc:Fallback xmlns:w16sdtfl="http://schemas.microsoft.com/office/word/2024/wordml/sdtformatlock" xmlns:w16du="http://schemas.microsoft.com/office/word/2023/wordml/word16du">
           <w:pict>
             <v:roundrect w14:anchorId="1BEBA145" id="Text Box 1334038145" o:spid="_x0000_s1026" style="position:absolute;margin-left:368.15pt;margin-top:-99.5pt;width:144.8pt;height:35.15pt;z-index:251663360;visibility:visible;mso-wrap-style:square;mso-width-percent:0;mso-height-percent:0;mso-wrap-distance-left:9pt;mso-wrap-distance-top:0;mso-wrap-distance-right:9pt;mso-wrap-distance-bottom:0;mso-position-horizontal:absolute;mso-position-horizontal-relative:text;mso-position-vertical:absolute;mso-position-vertical-relative:text;mso-width-percent:0;mso-height-percent:0;mso-width-relative:margin;mso-height-relative:margin;v-text-anchor:top" arcsize="10923f" o:gfxdata="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" filled="f" strokecolor="#00b050" strokeweight="2.25pt">
               <v:textbox>
@@ -48963,7 +47570,7 @@
 </file>
 
 <file path=word/header2.xml><?xml version="1.0" encoding="utf-8"?>
-<w:hdr xmlns:wpc="http://schemas.microsoft.com/office/word/2010/wordprocessingCanvas" xmlns:cx="http://schemas.microsoft.com/office/drawing/2014/chartex" xmlns:cx1="http://schemas.microsoft.com/office/drawing/2015/9/8/chartex" xmlns:cx2="http://schemas.microsoft.com/office/drawing/2015/10/21/chartex" xmlns:cx3="http://schemas.microsoft.com/office/drawing/2016/5/9/chartex" xmlns:cx4="http://schemas.microsoft.com/office/drawing/2016/5/10/chartex" xmlns:cx5="http://schemas.microsoft.com/office/drawing/2016/5/11/chartex" xmlns:cx6="http://schemas.microsoft.com/office/drawing/2016/5/12/chartex" xmlns:cx7="http://schemas.microsoft.com/office/drawing/2016/5/13/chartex" xmlns:cx8="http://schemas.microsoft.com/office/drawing/2016/5/14/chartex" xmlns:mc="http://schemas.openxmlformats.org/markup-compatibility/2006" xmlns:aink="http://schemas.microsoft.com/office/drawing/2016/ink" xmlns:am3d="http://schemas.microsoft.com/office/drawing/2017/model3d" xmlns:o="urn:schemas-microsoft-com:office:office" xmlns:oel="http://schemas.microsoft.com/office/2019/extlst" xmlns:r="http://schemas.openxmlformats.org/officeDocument/2006/relationships" xmlns:m="http://schemas.openxmlformats.org/officeDocument/2006/math" xmlns:v="urn:schemas-microsoft-com:vml" xmlns:wp14="http://schemas.microsoft.com/office/word/2010/wordprocessingDrawing" xmlns:wp="http://schemas.openxmlformats.org/drawingml/2006/wordprocessingDrawing" xmlns:w10="urn:schemas-microsoft-com:office:word" xmlns:w="http://schemas.openxmlformats.org/wordprocessingml/2006/main" xmlns:w14="http://schemas.microsoft.com/office/word/2010/wordml" xmlns:w15="http://schemas.microsoft.com/office/word/2012/wordml" xmlns:w16cex="http://schemas.microsoft.com/office/word/2018/wordml/cex" xmlns:w16cid="http://schemas.microsoft.com/office/word/2016/wordml/cid" xmlns:w16="http://schemas.microsoft.com/office/word/2018/wordml" xmlns:w16du="http://schemas.microsoft.com/office/word/2023/wordml/word16du" xmlns:w16sdtdh="http://schemas.microsoft.com/office/word/2020/wordml/sdtdatahash" xmlns:w16sdtfl="http://schemas.microsoft.com/office/word/2024/wordml/sdtformatlock" xmlns:w16se="http://schemas.microsoft.com/office/word/2015/wordml/symex" xmlns:wpg="http://schemas.microsoft.com/office/word/2010/wordprocessingGroup" xmlns:wpi="http://schemas.microsoft.com/office/word/2010/wordprocessingInk" xmlns:wne="http://schemas.microsoft.com/office/word/2006/wordml" xmlns:wps="http://schemas.microsoft.com/office/word/2010/wordprocessingShape" mc:Ignorable="w14 w15 w16se w16cid w16 w16cex w16sdtdh w16sdtfl w16du wp14">
+<w:hdr xmlns:wpc="http://schemas.microsoft.com/office/word/2010/wordprocessingCanvas" xmlns:cx="http://schemas.microsoft.com/office/drawing/2014/chartex" xmlns:cx1="http://schemas.microsoft.com/office/drawing/2015/9/8/chartex" xmlns:cx2="http://schemas.microsoft.com/office/drawing/2015/10/21/chartex" xmlns:cx3="http://schemas.microsoft.com/office/drawing/2016/5/9/chartex" xmlns:cx4="http://schemas.microsoft.com/office/drawing/2016/5/10/chartex" xmlns:cx5="http://schemas.microsoft.com/office/drawing/2016/5/11/chartex" xmlns:cx6="http://schemas.microsoft.com/office/drawing/2016/5/12/chartex" xmlns:cx7="http://schemas.microsoft.com/office/drawing/2016/5/13/chartex" xmlns:cx8="http://schemas.microsoft.com/office/drawing/2016/5/14/chartex" xmlns:mc="http://schemas.openxmlformats.org/markup-compatibility/2006" xmlns:aink="http://schemas.microsoft.com/office/drawing/2016/ink" xmlns:am3d="http://schemas.microsoft.com/office/drawing/2017/model3d" xmlns:o="urn:schemas-microsoft-com:office:office" xmlns:oel="http://schemas.microsoft.com/office/2019/extlst" xmlns:r="http://schemas.openxmlformats.org/officeDocument/2006/relationships" xmlns:m="http://schemas.openxmlformats.org/officeDocument/2006/math" xmlns:v="urn:schemas-microsoft-com:vml" xmlns:wp14="http://schemas.microsoft.com/office/word/2010/wordprocessingDrawing" xmlns:wp="http://schemas.openxmlformats.org/drawingml/2006/wordprocessingDrawing" xmlns:w10="urn:schemas-microsoft-com:office:word" xmlns:w="http://schemas.openxmlformats.org/wordprocessingml/2006/main" xmlns:w14="http://schemas.microsoft.com/office/word/2010/wordml" xmlns:w15="http://schemas.microsoft.com/office/word/2012/wordml" xmlns:w16cex="http://schemas.microsoft.com/office/word/2018/wordml/cex" xmlns:w16cid="http://schemas.microsoft.com/office/word/2016/wordml/cid" xmlns:w16="http://schemas.microsoft.com/office/word/2018/wordml" xmlns:w16sdtdh="http://schemas.microsoft.com/office/word/2020/wordml/sdtdatahash" xmlns:w16se="http://schemas.microsoft.com/office/word/2015/wordml/symex" xmlns:wpg="http://schemas.microsoft.com/office/word/2010/wordprocessingGroup" xmlns:wpi="http://schemas.microsoft.com/office/word/2010/wordprocessingInk" xmlns:wne="http://schemas.microsoft.com/office/word/2006/wordml" xmlns:wps="http://schemas.microsoft.com/office/word/2010/wordprocessingShape" mc:Ignorable="w14 w15 w16se w16cid w16 w16cex w16sdtdh wp14">
   <w:tbl>
     <w:tblPr>
       <w:tblW w:w="9858" w:type="dxa"/>
@@ -49173,7 +47780,7 @@
                   </wp:anchor>
                 </w:drawing>
               </mc:Choice>
-              <mc:Fallback>
+              <mc:Fallback xmlns:w16sdtfl="http://schemas.microsoft.com/office/word/2024/wordml/sdtformatlock" xmlns:w16du="http://schemas.microsoft.com/office/word/2023/wordml/word16du">
                 <w:pict>
                   <v:roundrect w14:anchorId="7FB48050" id="Text Box 1230178993" o:spid="_x0000_s1028" style="position:absolute;margin-left:282.25pt;margin-top:.4pt;width:144.8pt;height:35.15pt;z-index:251665408;visibility:visible;mso-wrap-style:square;mso-width-percent:0;mso-height-percent:0;mso-wrap-distance-left:9pt;mso-wrap-distance-top:0;mso-wrap-distance-right:9pt;mso-wrap-distance-bottom:0;mso-position-horizontal:absolute;mso-position-horizontal-relative:text;mso-position-vertical:absolute;mso-position-vertical-relative:text;mso-width-percent:0;mso-height-percent:0;mso-width-relative:margin;mso-height-relative:margin;v-text-anchor:top" arcsize="10923f" o:gfxdata="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" filled="f" strokecolor="#00b050" strokeweight="2.25pt">
                     <v:textbox>
@@ -49235,23 +47842,7 @@
               <w:rFonts w:ascii="Times New Roman" w:hAnsi="Times New Roman" w:cs="Times New Roman"/>
               <w:i/>
             </w:rPr>
-            <w:t xml:space="preserve">1, </w:t>
-          </w:r>
-          <w:proofErr w:type="spellStart"/>
-          <w:r>
-            <w:rPr>
-              <w:rFonts w:ascii="Times New Roman" w:hAnsi="Times New Roman" w:cs="Times New Roman"/>
-              <w:i/>
-            </w:rPr>
-            <w:t>Ohimege</w:t>
-          </w:r>
-          <w:proofErr w:type="spellEnd"/>
-          <w:r>
-            <w:rPr>
-              <w:rFonts w:ascii="Times New Roman" w:hAnsi="Times New Roman" w:cs="Times New Roman"/>
-              <w:i/>
-            </w:rPr>
-            <w:t xml:space="preserve"> Road, Ind. Estate, Ilorin, Kwara State</w:t>
+            <w:t>1, Ohimege Road, Ind. Estate, Ilorin, Kwara State</w:t>
           </w:r>
         </w:p>
         <w:p>
@@ -49409,21 +48000,12 @@
               <w:lang w:val="en-GB"/>
             </w:rPr>
           </w:pPr>
-          <w:proofErr w:type="spellStart"/>
           <w:r>
             <w:rPr>
               <w:b/>
               <w:lang w:val="en-GB"/>
             </w:rPr>
-            <w:t>DARROWS</w:t>
-          </w:r>
-          <w:proofErr w:type="spellEnd"/>
-          <w:r>
-            <w:rPr>
-              <w:b/>
-              <w:lang w:val="en-GB"/>
-            </w:rPr>
-            <w:t xml:space="preserve"> HALF STRENGTH</w:t>
+            <w:t>DARROWS HALF STRENGTH</w:t>
           </w:r>
           <w:r>
             <w:rPr>
@@ -49505,19 +48087,11 @@
               <w:b/>
             </w:rPr>
           </w:pPr>
-          <w:proofErr w:type="spellStart"/>
           <w:r>
             <w:rPr>
               <w:b/>
             </w:rPr>
-            <w:t>MFD</w:t>
-          </w:r>
-          <w:proofErr w:type="spellEnd"/>
-          <w:r>
-            <w:rPr>
-              <w:b/>
-            </w:rPr>
-            <w:t>:</w:t>
+            <w:t>MFD:</w:t>
           </w:r>
           <w:r>
             <w:rPr>
@@ -49605,19 +48179,11 @@
               <w:b/>
             </w:rPr>
           </w:pPr>
-          <w:proofErr w:type="spellStart"/>
           <w:r>
             <w:rPr>
               <w:b/>
             </w:rPr>
-            <w:t>EXD</w:t>
-          </w:r>
-          <w:proofErr w:type="spellEnd"/>
-          <w:r>
-            <w:rPr>
-              <w:b/>
-            </w:rPr>
-            <w:t>:</w:t>
+            <w:t>EXD:</w:t>
           </w:r>
         </w:p>
       </w:tc>
@@ -49646,7 +48212,7 @@
 </file>
 
 <file path=word/numbering.xml><?xml version="1.0" encoding="utf-8"?>
-<w:numbering xmlns:wpc="http://schemas.microsoft.com/office/word/2010/wordprocessingCanvas" xmlns:cx="http://schemas.microsoft.com/office/drawing/2014/chartex" xmlns:cx1="http://schemas.microsoft.com/office/drawing/2015/9/8/chartex" xmlns:cx2="http://schemas.microsoft.com/office/drawing/2015/10/21/chartex" xmlns:cx3="http://schemas.microsoft.com/office/drawing/2016/5/9/chartex" xmlns:cx4="http://schemas.microsoft.com/office/drawing/2016/5/10/chartex" xmlns:cx5="http://schemas.microsoft.com/office/drawing/2016/5/11/chartex" xmlns:cx6="http://schemas.microsoft.com/office/drawing/2016/5/12/chartex" xmlns:cx7="http://schemas.microsoft.com/office/drawing/2016/5/13/chartex" xmlns:cx8="http://schemas.microsoft.com/office/drawing/2016/5/14/chartex" xmlns:mc="http://schemas.openxmlformats.org/markup-compatibility/2006" xmlns:aink="http://schemas.microsoft.com/office/drawing/2016/ink" xmlns:am3d="http://schemas.microsoft.com/office/drawing/2017/model3d" xmlns:o="urn:schemas-microsoft-com:office:office" xmlns:oel="http://schemas.microsoft.com/office/2019/extlst" xmlns:r="http://schemas.openxmlformats.org/officeDocument/2006/relationships" xmlns:m="http://schemas.openxmlformats.org/officeDocument/2006/math" xmlns:v="urn:schemas-microsoft-com:vml" xmlns:wp14="http://schemas.microsoft.com/office/word/2010/wordprocessingDrawing" xmlns:wp="http://schemas.openxmlformats.org/drawingml/2006/wordprocessingDrawing" xmlns:w10="urn:schemas-microsoft-com:office:word" xmlns:w="http://schemas.openxmlformats.org/wordprocessingml/2006/main" xmlns:w14="http://schemas.microsoft.com/office/word/2010/wordml" xmlns:w15="http://schemas.microsoft.com/office/word/2012/wordml" xmlns:w16cex="http://schemas.microsoft.com/office/word/2018/wordml/cex" xmlns:w16cid="http://schemas.microsoft.com/office/word/2016/wordml/cid" xmlns:w16="http://schemas.microsoft.com/office/word/2018/wordml" xmlns:w16du="http://schemas.microsoft.com/office/word/2023/wordml/word16du" xmlns:w16sdtdh="http://schemas.microsoft.com/office/word/2020/wordml/sdtdatahash" xmlns:w16sdtfl="http://schemas.microsoft.com/office/word/2024/wordml/sdtformatlock" xmlns:w16se="http://schemas.microsoft.com/office/word/2015/wordml/symex" xmlns:wpg="http://schemas.microsoft.com/office/word/2010/wordprocessingGroup" xmlns:wpi="http://schemas.microsoft.com/office/word/2010/wordprocessingInk" xmlns:wne="http://schemas.microsoft.com/office/word/2006/wordml" xmlns:wps="http://schemas.microsoft.com/office/word/2010/wordprocessingShape" mc:Ignorable="w14 w15 w16se w16cid w16 w16cex w16sdtdh w16sdtfl w16du wp14">
+<w:numbering xmlns:wpc="http://schemas.microsoft.com/office/word/2010/wordprocessingCanvas" xmlns:cx="http://schemas.microsoft.com/office/drawing/2014/chartex" xmlns:cx1="http://schemas.microsoft.com/office/drawing/2015/9/8/chartex" xmlns:cx2="http://schemas.microsoft.com/office/drawing/2015/10/21/chartex" xmlns:cx3="http://schemas.microsoft.com/office/drawing/2016/5/9/chartex" xmlns:cx4="http://schemas.microsoft.com/office/drawing/2016/5/10/chartex" xmlns:cx5="http://schemas.microsoft.com/office/drawing/2016/5/11/chartex" xmlns:cx6="http://schemas.microsoft.com/office/drawing/2016/5/12/chartex" xmlns:cx7="http://schemas.microsoft.com/office/drawing/2016/5/13/chartex" xmlns:cx8="http://schemas.microsoft.com/office/drawing/2016/5/14/chartex" xmlns:mc="http://schemas.openxmlformats.org/markup-compatibility/2006" xmlns:aink="http://schemas.microsoft.com/office/drawing/2016/ink" xmlns:am3d="http://schemas.microsoft.com/office/drawing/2017/model3d" xmlns:o="urn:schemas-microsoft-com:office:office" xmlns:oel="http://schemas.microsoft.com/office/2019/extlst" xmlns:r="http://schemas.openxmlformats.org/officeDocument/2006/relationships" xmlns:m="http://schemas.openxmlformats.org/officeDocument/2006/math" xmlns:v="urn:schemas-microsoft-com:vml" xmlns:wp14="http://schemas.microsoft.com/office/word/2010/wordprocessingDrawing" xmlns:wp="http://schemas.openxmlformats.org/drawingml/2006/wordprocessingDrawing" xmlns:w10="urn:schemas-microsoft-com:office:word" xmlns:w="http://schemas.openxmlformats.org/wordprocessingml/2006/main" xmlns:w14="http://schemas.microsoft.com/office/word/2010/wordml" xmlns:w15="http://schemas.microsoft.com/office/word/2012/wordml" xmlns:w16cex="http://schemas.microsoft.com/office/word/2018/wordml/cex" xmlns:w16cid="http://schemas.microsoft.com/office/word/2016/wordml/cid" xmlns:w16="http://schemas.microsoft.com/office/word/2018/wordml" xmlns:w16sdtdh="http://schemas.microsoft.com/office/word/2020/wordml/sdtdatahash" xmlns:w16se="http://schemas.microsoft.com/office/word/2015/wordml/symex" xmlns:wpg="http://schemas.microsoft.com/office/word/2010/wordprocessingGroup" xmlns:wpi="http://schemas.microsoft.com/office/word/2010/wordprocessingInk" xmlns:wne="http://schemas.microsoft.com/office/word/2006/wordml" xmlns:wps="http://schemas.microsoft.com/office/word/2010/wordprocessingShape" mc:Ignorable="w14 w15 w16se w16cid w16 w16cex w16sdtdh wp14">
   <w:abstractNum w:abstractNumId="0" w15:restartNumberingAfterBreak="0">
     <w:nsid w:val="07C83308"/>
     <w:multiLevelType w:val="multilevel"/>
@@ -51105,7 +49671,7 @@
 </file>
 
 <file path=word/styles.xml><?xml version="1.0" encoding="utf-8"?>
-<w:styles xmlns:mc="http://schemas.openxmlformats.org/markup-compatibility/2006" xmlns:r="http://schemas.openxmlformats.org/officeDocument/2006/relationships" xmlns:w="http://schemas.openxmlformats.org/wordprocessingml/2006/main" xmlns:w14="http://schemas.microsoft.com/office/word/2010/wordml" xmlns:w15="http://schemas.microsoft.com/office/word/2012/wordml" xmlns:w16cex="http://schemas.microsoft.com/office/word/2018/wordml/cex" xmlns:w16cid="http://schemas.microsoft.com/office/word/2016/wordml/cid" xmlns:w16="http://schemas.microsoft.com/office/word/2018/wordml" xmlns:w16du="http://schemas.microsoft.com/office/word/2023/wordml/word16du" xmlns:w16sdtdh="http://schemas.microsoft.com/office/word/2020/wordml/sdtdatahash" xmlns:w16sdtfl="http://schemas.microsoft.com/office/word/2024/wordml/sdtformatlock" xmlns:w16se="http://schemas.microsoft.com/office/word/2015/wordml/symex" mc:Ignorable="w14 w15 w16se w16cid w16 w16cex w16sdtdh w16sdtfl w16du">
+<w:styles xmlns:mc="http://schemas.openxmlformats.org/markup-compatibility/2006" xmlns:r="http://schemas.openxmlformats.org/officeDocument/2006/relationships" xmlns:w="http://schemas.openxmlformats.org/wordprocessingml/2006/main" xmlns:w14="http://schemas.microsoft.com/office/word/2010/wordml" xmlns:w15="http://schemas.microsoft.com/office/word/2012/wordml" xmlns:w16cex="http://schemas.microsoft.com/office/word/2018/wordml/cex" xmlns:w16cid="http://schemas.microsoft.com/office/word/2016/wordml/cid" xmlns:w16="http://schemas.microsoft.com/office/word/2018/wordml" xmlns:w16sdtdh="http://schemas.microsoft.com/office/word/2020/wordml/sdtdatahash" xmlns:w16se="http://schemas.microsoft.com/office/word/2015/wordml/symex" mc:Ignorable="w14 w15 w16se w16cid w16 w16cex w16sdtdh">
   <w:docDefaults>
     <w:rPrDefault>
       <w:rPr>
